--- a/29_Daphne_Steele_Student_Worksheet.docx
+++ b/29_Daphne_Steele_Student_Worksheet.docx
@@ -143,7 +143,7 @@
           <w:color w:val="5E5E5E"/>
           <w:sz w:val="20"/>
         </w:rPr>
-        <w:t xml:space="preserve">STUDENT WORKSHEET  ·  AGES 11–16  ·  60 MINUTES</w:t>
+        <w:t xml:space="preserve">STUDENT WORKSHEET  ·  AGES 11–16  ·  45–60 MINUTES</w:t>
       </w:r>
     </w:p>
     <w:tbl>
@@ -405,7 +405,7 @@
           <w:color w:val="1A1A1A"/>
           <w:sz w:val="27"/>
         </w:rPr>
-        <w:t xml:space="preserve">2.  Photo Detective</w:t>
+        <w:t xml:space="preserve">2.  Warm-Up</w:t>
       </w:r>
     </w:p>
     <w:p>
@@ -472,7 +472,7 @@
             <w:r>
               <w:drawing>
                 <wp:inline xmlns:a="http://schemas.openxmlformats.org/drawingml/2006/main" xmlns:pic="http://schemas.openxmlformats.org/drawingml/2006/picture">
-                  <wp:extent cx="1944000" cy="2385448"/>
+                  <wp:extent cx="1872000" cy="2297098"/>
                   <wp:docPr id="1" name="Picture 1"/>
                   <wp:cNvGraphicFramePr>
                     <a:graphicFrameLocks noChangeAspect="1"/>
@@ -493,7 +493,7 @@
                         <pic:spPr>
                           <a:xfrm>
                             <a:off x="0" y="0"/>
-                            <a:ext cx="1944000" cy="2385448"/>
+                            <a:ext cx="1872000" cy="2297098"/>
                           </a:xfrm>
                           <a:prstGeom prst="rect"/>
                         </pic:spPr>
@@ -773,7 +773,7 @@
           <w:color w:val="1A1A1A"/>
           <w:sz w:val="20"/>
         </w:rPr>
-        <w:t xml:space="preserve">She trained again at St James' Hospital in Balham, London, and worked in the USA and Manchester. In 1964, aged 36, she became matron of St Winifred's Hospital in Ilkley, Yorkshire. She was the first Black matron in the NHS. Some patients were suspicious and called her “you people”, but she also received about 350 letters of support – and replied to every one.</w:t>
+        <w:t xml:space="preserve">She trained again at St James' Hospital in Balham, London, and worked in the USA and Manchester. In 1964, aged 36, she became matron of St Winifred's Hospital in Ilkley, Yorkshire – the first Black matron in the NHS. Some patients called her “you people”, but she also received about 350 letters of support – and replied to every one.</w:t>
       </w:r>
     </w:p>
     <w:p>
@@ -922,7 +922,7 @@
                 <w:color w:val="1A1A1A"/>
                 <w:sz w:val="20"/>
               </w:rPr>
-              <w:t xml:space="preserve">A matron was the most senior nurse in a hospital, in charge of all the nurses and wards.</w:t>
+              <w:t xml:space="preserve">Her younger sister was the actress Carmen Munroe, star of the TV comedy Desmond's.</w:t>
             </w:r>
           </w:p>
         </w:tc>
@@ -948,10 +948,10 @@
           <w:rFonts w:ascii="Aptos" w:hAnsi="Aptos"/>
           <w:b/>
           <w:i w:val="0"/>
-          <w:color w:val="007A3D"/>
+          <w:color w:val="CE1126"/>
           <w:sz w:val="21"/>
         </w:rPr>
-        <w:t xml:space="preserve">Word match: draw a line from each word to its meaning.</w:t>
+        <w:t xml:space="preserve">Key words</w:t>
       </w:r>
     </w:p>
     <w:tbl>
@@ -962,9 +962,8 @@
         <w:tblLook w:firstColumn="1" w:firstRow="1" w:lastColumn="0" w:lastRow="0" w:noHBand="0" w:noVBand="1" w:val="04A0"/>
       </w:tblPr>
       <w:tblGrid>
-        <w:gridCol w:w="1814"/>
-        <w:gridCol w:w="1814"/>
-        <w:gridCol w:w="5613"/>
+        <w:gridCol w:w="2835"/>
+        <w:gridCol w:w="6406"/>
       </w:tblGrid>
       <w:tr>
         <w:trPr>
@@ -972,7 +971,7 @@
         </w:trPr>
         <w:tc>
           <w:tcPr>
-            <w:tcW w:type="dxa" w:w="1814"/>
+            <w:tcW w:type="dxa" w:w="2835"/>
             <w:tcBorders>
               <w:top w:val="single" w:sz="6" w:space="0" w:color="007A3D"/>
               <w:left w:val="single" w:sz="6" w:space="0" w:color="007A3D"/>
@@ -1000,47 +999,13 @@
                 <w:color w:val="FFFFFF"/>
                 <w:sz w:val="21"/>
               </w:rPr>
-              <w:t xml:space="preserve">Word</w:t>
-            </w:r>
-          </w:p>
-        </w:tc>
-        <w:tc>
-          <w:tcPr>
-            <w:tcW w:type="dxa" w:w="1814"/>
-            <w:tcBorders>
-              <w:top w:val="single" w:sz="6" w:space="0" w:color="007A3D"/>
-              <w:left w:val="single" w:sz="6" w:space="0" w:color="007A3D"/>
-              <w:bottom w:val="single" w:sz="6" w:space="0" w:color="007A3D"/>
-              <w:right w:val="single" w:sz="6" w:space="0" w:color="007A3D"/>
-            </w:tcBorders>
-            <w:shd w:val="clear" w:color="auto" w:fill="007A3D"/>
-            <w:tcMar>
-              <w:top w:w="80" w:type="dxa"/>
-              <w:left w:w="140" w:type="dxa"/>
-              <w:bottom w:w="80" w:type="dxa"/>
-              <w:right w:w="140" w:type="dxa"/>
-            </w:tcMar>
-          </w:tcPr>
-          <w:p>
-            <w:pPr>
-              <w:keepNext/>
-              <w:spacing w:after="0"/>
-            </w:pPr>
-            <w:r>
-              <w:rPr>
-                <w:rFonts w:ascii="Aptos" w:hAnsi="Aptos"/>
-                <w:b/>
-                <w:i w:val="0"/>
-                <w:color w:val="FFFFFF"/>
-                <w:sz w:val="21"/>
-              </w:rPr>
-              <w:t xml:space="preserve"/>
-            </w:r>
-          </w:p>
-        </w:tc>
-        <w:tc>
-          <w:tcPr>
-            <w:tcW w:type="dxa" w:w="5613"/>
+              <w:t xml:space="preserve">Key word</w:t>
+            </w:r>
+          </w:p>
+        </w:tc>
+        <w:tc>
+          <w:tcPr>
+            <w:tcW w:type="dxa" w:w="6406"/>
             <w:tcBorders>
               <w:top w:val="single" w:sz="6" w:space="0" w:color="007A3D"/>
               <w:left w:val="single" w:sz="6" w:space="0" w:color="007A3D"/>
@@ -1079,7 +1044,7 @@
         </w:trPr>
         <w:tc>
           <w:tcPr>
-            <w:tcW w:type="dxa" w:w="1814"/>
+            <w:tcW w:type="dxa" w:w="2835"/>
             <w:tcBorders>
               <w:top w:val="single" w:sz="4" w:space="0" w:color="D9C58A"/>
               <w:left w:val="single" w:sz="4" w:space="0" w:color="D9C58A"/>
@@ -1112,42 +1077,7 @@
         </w:tc>
         <w:tc>
           <w:tcPr>
-            <w:tcW w:type="dxa" w:w="1814"/>
-            <w:tcBorders>
-              <w:top w:val="single" w:sz="4" w:space="0" w:color="D9C58A"/>
-              <w:left w:val="single" w:sz="4" w:space="0" w:color="D9C58A"/>
-              <w:bottom w:val="single" w:sz="4" w:space="0" w:color="D9C58A"/>
-              <w:right w:val="single" w:sz="4" w:space="0" w:color="D9C58A"/>
-            </w:tcBorders>
-            <w:tcMar>
-              <w:top w:w="80" w:type="dxa"/>
-              <w:left w:w="140" w:type="dxa"/>
-              <w:bottom w:w="80" w:type="dxa"/>
-              <w:right w:w="140" w:type="dxa"/>
-            </w:tcMar>
-            <w:vAlign w:val="center"/>
-          </w:tcPr>
-          <w:p>
-            <w:pPr>
-              <w:keepNext/>
-              <w:spacing w:after="0"/>
-              <w:jc w:val="center"/>
-            </w:pPr>
-            <w:r>
-              <w:rPr>
-                <w:rFonts w:ascii="Aptos" w:hAnsi="Aptos"/>
-                <w:b/>
-                <w:i w:val="0"/>
-                <w:color w:val="1A1A1A"/>
-                <w:sz w:val="24"/>
-              </w:rPr>
-              <w:t xml:space="preserve">●            ●</w:t>
-            </w:r>
-          </w:p>
-        </w:tc>
-        <w:tc>
-          <w:tcPr>
-            <w:tcW w:type="dxa" w:w="5613"/>
+            <w:tcW w:type="dxa" w:w="6406"/>
             <w:tcBorders>
               <w:top w:val="single" w:sz="4" w:space="0" w:color="D9C58A"/>
               <w:left w:val="single" w:sz="4" w:space="0" w:color="D9C58A"/>
@@ -1174,7 +1104,7 @@
                 <w:color w:val="1A1A1A"/>
                 <w:sz w:val="20"/>
               </w:rPr>
-              <w:t xml:space="preserve">The first person to do something, opening the way for others</w:t>
+              <w:t xml:space="preserve">the senior nurse in charge of a hospital's nurses and wards</w:t>
             </w:r>
           </w:p>
         </w:tc>
@@ -1185,7 +1115,7 @@
         </w:trPr>
         <w:tc>
           <w:tcPr>
-            <w:tcW w:type="dxa" w:w="1814"/>
+            <w:tcW w:type="dxa" w:w="2835"/>
             <w:tcBorders>
               <w:top w:val="single" w:sz="4" w:space="0" w:color="D9C58A"/>
               <w:left w:val="single" w:sz="4" w:space="0" w:color="D9C58A"/>
@@ -1218,42 +1148,7 @@
         </w:tc>
         <w:tc>
           <w:tcPr>
-            <w:tcW w:type="dxa" w:w="1814"/>
-            <w:tcBorders>
-              <w:top w:val="single" w:sz="4" w:space="0" w:color="D9C58A"/>
-              <w:left w:val="single" w:sz="4" w:space="0" w:color="D9C58A"/>
-              <w:bottom w:val="single" w:sz="4" w:space="0" w:color="D9C58A"/>
-              <w:right w:val="single" w:sz="4" w:space="0" w:color="D9C58A"/>
-            </w:tcBorders>
-            <w:tcMar>
-              <w:top w:w="80" w:type="dxa"/>
-              <w:left w:w="140" w:type="dxa"/>
-              <w:bottom w:w="80" w:type="dxa"/>
-              <w:right w:w="140" w:type="dxa"/>
-            </w:tcMar>
-            <w:vAlign w:val="center"/>
-          </w:tcPr>
-          <w:p>
-            <w:pPr>
-              <w:keepNext/>
-              <w:spacing w:after="0"/>
-              <w:jc w:val="center"/>
-            </w:pPr>
-            <w:r>
-              <w:rPr>
-                <w:rFonts w:ascii="Aptos" w:hAnsi="Aptos"/>
-                <w:b/>
-                <w:i w:val="0"/>
-                <w:color w:val="1A1A1A"/>
-                <w:sz w:val="24"/>
-              </w:rPr>
-              <w:t xml:space="preserve">●            ●</w:t>
-            </w:r>
-          </w:p>
-        </w:tc>
-        <w:tc>
-          <w:tcPr>
-            <w:tcW w:type="dxa" w:w="5613"/>
+            <w:tcW w:type="dxa" w:w="6406"/>
             <w:tcBorders>
               <w:top w:val="single" w:sz="4" w:space="0" w:color="D9C58A"/>
               <w:left w:val="single" w:sz="4" w:space="0" w:color="D9C58A"/>
@@ -1280,7 +1175,7 @@
                 <w:color w:val="1A1A1A"/>
                 <w:sz w:val="20"/>
               </w:rPr>
-              <w:t xml:space="preserve">How a person is remembered and what changed because of them</w:t>
+              <w:t xml:space="preserve">a nurse who cares for mothers and newborn babies</w:t>
             </w:r>
           </w:p>
         </w:tc>
@@ -1291,7 +1186,7 @@
         </w:trPr>
         <w:tc>
           <w:tcPr>
-            <w:tcW w:type="dxa" w:w="1814"/>
+            <w:tcW w:type="dxa" w:w="2835"/>
             <w:tcBorders>
               <w:top w:val="single" w:sz="4" w:space="0" w:color="D9C58A"/>
               <w:left w:val="single" w:sz="4" w:space="0" w:color="D9C58A"/>
@@ -1324,42 +1219,7 @@
         </w:tc>
         <w:tc>
           <w:tcPr>
-            <w:tcW w:type="dxa" w:w="1814"/>
-            <w:tcBorders>
-              <w:top w:val="single" w:sz="4" w:space="0" w:color="D9C58A"/>
-              <w:left w:val="single" w:sz="4" w:space="0" w:color="D9C58A"/>
-              <w:bottom w:val="single" w:sz="4" w:space="0" w:color="D9C58A"/>
-              <w:right w:val="single" w:sz="4" w:space="0" w:color="D9C58A"/>
-            </w:tcBorders>
-            <w:tcMar>
-              <w:top w:w="80" w:type="dxa"/>
-              <w:left w:w="140" w:type="dxa"/>
-              <w:bottom w:w="80" w:type="dxa"/>
-              <w:right w:w="140" w:type="dxa"/>
-            </w:tcMar>
-            <w:vAlign w:val="center"/>
-          </w:tcPr>
-          <w:p>
-            <w:pPr>
-              <w:keepNext/>
-              <w:spacing w:after="0"/>
-              <w:jc w:val="center"/>
-            </w:pPr>
-            <w:r>
-              <w:rPr>
-                <w:rFonts w:ascii="Aptos" w:hAnsi="Aptos"/>
-                <w:b/>
-                <w:i w:val="0"/>
-                <w:color w:val="1A1A1A"/>
-                <w:sz w:val="24"/>
-              </w:rPr>
-              <w:t xml:space="preserve">●            ●</w:t>
-            </w:r>
-          </w:p>
-        </w:tc>
-        <w:tc>
-          <w:tcPr>
-            <w:tcW w:type="dxa" w:w="5613"/>
+            <w:tcW w:type="dxa" w:w="6406"/>
             <w:tcBorders>
               <w:top w:val="single" w:sz="4" w:space="0" w:color="D9C58A"/>
               <w:left w:val="single" w:sz="4" w:space="0" w:color="D9C58A"/>
@@ -1386,7 +1246,7 @@
                 <w:color w:val="1A1A1A"/>
                 <w:sz w:val="20"/>
               </w:rPr>
-              <w:t xml:space="preserve">The senior nurse in charge of a hospital's nurses and wards</w:t>
+              <w:t xml:space="preserve">the first person to do something, opening the way for others</w:t>
             </w:r>
           </w:p>
         </w:tc>
@@ -1397,7 +1257,7 @@
         </w:trPr>
         <w:tc>
           <w:tcPr>
-            <w:tcW w:type="dxa" w:w="1814"/>
+            <w:tcW w:type="dxa" w:w="2835"/>
             <w:tcBorders>
               <w:top w:val="single" w:sz="4" w:space="0" w:color="D9C58A"/>
               <w:left w:val="single" w:sz="4" w:space="0" w:color="D9C58A"/>
@@ -1430,42 +1290,7 @@
         </w:tc>
         <w:tc>
           <w:tcPr>
-            <w:tcW w:type="dxa" w:w="1814"/>
-            <w:tcBorders>
-              <w:top w:val="single" w:sz="4" w:space="0" w:color="D9C58A"/>
-              <w:left w:val="single" w:sz="4" w:space="0" w:color="D9C58A"/>
-              <w:bottom w:val="single" w:sz="4" w:space="0" w:color="D9C58A"/>
-              <w:right w:val="single" w:sz="4" w:space="0" w:color="D9C58A"/>
-            </w:tcBorders>
-            <w:tcMar>
-              <w:top w:w="80" w:type="dxa"/>
-              <w:left w:w="140" w:type="dxa"/>
-              <w:bottom w:w="80" w:type="dxa"/>
-              <w:right w:w="140" w:type="dxa"/>
-            </w:tcMar>
-            <w:vAlign w:val="center"/>
-          </w:tcPr>
-          <w:p>
-            <w:pPr>
-              <w:keepNext/>
-              <w:spacing w:after="0"/>
-              <w:jc w:val="center"/>
-            </w:pPr>
-            <w:r>
-              <w:rPr>
-                <w:rFonts w:ascii="Aptos" w:hAnsi="Aptos"/>
-                <w:b/>
-                <w:i w:val="0"/>
-                <w:color w:val="1A1A1A"/>
-                <w:sz w:val="24"/>
-              </w:rPr>
-              <w:t xml:space="preserve">●            ●</w:t>
-            </w:r>
-          </w:p>
-        </w:tc>
-        <w:tc>
-          <w:tcPr>
-            <w:tcW w:type="dxa" w:w="5613"/>
+            <w:tcW w:type="dxa" w:w="6406"/>
             <w:tcBorders>
               <w:top w:val="single" w:sz="4" w:space="0" w:color="D9C58A"/>
               <w:left w:val="single" w:sz="4" w:space="0" w:color="D9C58A"/>
@@ -1492,7 +1317,7 @@
                 <w:color w:val="1A1A1A"/>
                 <w:sz w:val="20"/>
               </w:rPr>
-              <w:t xml:space="preserve">A nurse who cares for mothers and newborn babies</w:t>
+              <w:t xml:space="preserve">something that blocks or makes it harder to do something</w:t>
             </w:r>
           </w:p>
         </w:tc>
@@ -1503,7 +1328,7 @@
         </w:trPr>
         <w:tc>
           <w:tcPr>
-            <w:tcW w:type="dxa" w:w="1814"/>
+            <w:tcW w:type="dxa" w:w="2835"/>
             <w:tcBorders>
               <w:top w:val="single" w:sz="4" w:space="0" w:color="D9C58A"/>
               <w:left w:val="single" w:sz="4" w:space="0" w:color="D9C58A"/>
@@ -1535,41 +1360,7 @@
         </w:tc>
         <w:tc>
           <w:tcPr>
-            <w:tcW w:type="dxa" w:w="1814"/>
-            <w:tcBorders>
-              <w:top w:val="single" w:sz="4" w:space="0" w:color="D9C58A"/>
-              <w:left w:val="single" w:sz="4" w:space="0" w:color="D9C58A"/>
-              <w:bottom w:val="single" w:sz="4" w:space="0" w:color="D9C58A"/>
-              <w:right w:val="single" w:sz="4" w:space="0" w:color="D9C58A"/>
-            </w:tcBorders>
-            <w:tcMar>
-              <w:top w:w="80" w:type="dxa"/>
-              <w:left w:w="140" w:type="dxa"/>
-              <w:bottom w:w="80" w:type="dxa"/>
-              <w:right w:w="140" w:type="dxa"/>
-            </w:tcMar>
-            <w:vAlign w:val="center"/>
-          </w:tcPr>
-          <w:p>
-            <w:pPr>
-              <w:spacing w:after="0"/>
-              <w:jc w:val="center"/>
-            </w:pPr>
-            <w:r>
-              <w:rPr>
-                <w:rFonts w:ascii="Aptos" w:hAnsi="Aptos"/>
-                <w:b/>
-                <w:i w:val="0"/>
-                <w:color w:val="1A1A1A"/>
-                <w:sz w:val="24"/>
-              </w:rPr>
-              <w:t xml:space="preserve">●            ●</w:t>
-            </w:r>
-          </w:p>
-        </w:tc>
-        <w:tc>
-          <w:tcPr>
-            <w:tcW w:type="dxa" w:w="5613"/>
+            <w:tcW w:type="dxa" w:w="6406"/>
             <w:tcBorders>
               <w:top w:val="single" w:sz="4" w:space="0" w:color="D9C58A"/>
               <w:left w:val="single" w:sz="4" w:space="0" w:color="D9C58A"/>
@@ -1595,7 +1386,7 @@
                 <w:color w:val="1A1A1A"/>
                 <w:sz w:val="20"/>
               </w:rPr>
-              <w:t xml:space="preserve">Something that blocks or makes it harder to do something</w:t>
+              <w:t xml:space="preserve">how a person is remembered and what changed because of them</w:t>
             </w:r>
           </w:p>
         </w:tc>
@@ -1632,23 +1423,696 @@
           <w:color w:val="FFFFFF"/>
           <w:sz w:val="27"/>
         </w:rPr>
-        <w:t xml:space="preserve">4.  Put Her Life in Order</w:t>
+        <w:t xml:space="preserve">4.  Activities</w:t>
       </w:r>
     </w:p>
     <w:p>
       <w:pPr>
         <w:keepNext/>
-        <w:spacing w:before="0" w:after="120"/>
+        <w:spacing w:before="0" w:after="40"/>
       </w:pPr>
       <w:r>
         <w:rPr>
           <w:rFonts w:ascii="Aptos" w:hAnsi="Aptos"/>
-          <w:b w:val="0"/>
+          <w:b/>
           <w:i w:val="0"/>
-          <w:color w:val="1A1A1A"/>
-          <w:sz w:val="20"/>
+          <w:color w:val="CE1126"/>
+          <w:sz w:val="21"/>
         </w:rPr>
-        <w:t xml:space="preserve">Number the events 1 to 8, starting with the earliest.</w:t>
+        <w:t xml:space="preserve">▶  MATCH IT — WRITE THE LETTER IN THE BOX</w:t>
+      </w:r>
+    </w:p>
+    <w:tbl>
+      <w:tblPr>
+        <w:tblW w:type="auto" w:w="0"/>
+        <w:jc w:val="center"/>
+        <w:tblLayout w:type="fixed"/>
+        <w:tblLook w:firstColumn="1" w:firstRow="1" w:lastColumn="0" w:lastRow="0" w:noHBand="0" w:noVBand="1" w:val="04A0"/>
+      </w:tblPr>
+      <w:tblGrid>
+        <w:gridCol w:w="2268"/>
+        <w:gridCol w:w="1134"/>
+        <w:gridCol w:w="5839"/>
+      </w:tblGrid>
+      <w:tr>
+        <w:trPr>
+          <w:cantSplit/>
+        </w:trPr>
+        <w:tc>
+          <w:tcPr>
+            <w:tcW w:type="dxa" w:w="2268"/>
+            <w:tcBorders>
+              <w:top w:val="single" w:sz="6" w:space="0" w:color="007A3D"/>
+              <w:left w:val="single" w:sz="6" w:space="0" w:color="007A3D"/>
+              <w:bottom w:val="single" w:sz="6" w:space="0" w:color="007A3D"/>
+              <w:right w:val="single" w:sz="6" w:space="0" w:color="007A3D"/>
+            </w:tcBorders>
+            <w:shd w:val="clear" w:color="auto" w:fill="007A3D"/>
+            <w:tcMar>
+              <w:top w:w="80" w:type="dxa"/>
+              <w:left w:w="140" w:type="dxa"/>
+              <w:bottom w:w="80" w:type="dxa"/>
+              <w:right w:w="140" w:type="dxa"/>
+            </w:tcMar>
+          </w:tcPr>
+          <w:p>
+            <w:pPr>
+              <w:keepNext/>
+              <w:spacing w:after="0"/>
+            </w:pPr>
+            <w:r>
+              <w:rPr>
+                <w:rFonts w:ascii="Aptos" w:hAnsi="Aptos"/>
+                <w:b/>
+                <w:i w:val="0"/>
+                <w:color w:val="FFFFFF"/>
+                <w:sz w:val="21"/>
+              </w:rPr>
+              <w:t xml:space="preserve">Key word</w:t>
+            </w:r>
+          </w:p>
+        </w:tc>
+        <w:tc>
+          <w:tcPr>
+            <w:tcW w:type="dxa" w:w="1134"/>
+            <w:tcBorders>
+              <w:top w:val="single" w:sz="6" w:space="0" w:color="007A3D"/>
+              <w:left w:val="single" w:sz="6" w:space="0" w:color="007A3D"/>
+              <w:bottom w:val="single" w:sz="6" w:space="0" w:color="007A3D"/>
+              <w:right w:val="single" w:sz="6" w:space="0" w:color="007A3D"/>
+            </w:tcBorders>
+            <w:shd w:val="clear" w:color="auto" w:fill="007A3D"/>
+            <w:tcMar>
+              <w:top w:w="80" w:type="dxa"/>
+              <w:left w:w="140" w:type="dxa"/>
+              <w:bottom w:w="80" w:type="dxa"/>
+              <w:right w:w="140" w:type="dxa"/>
+            </w:tcMar>
+          </w:tcPr>
+          <w:p>
+            <w:pPr>
+              <w:keepNext/>
+              <w:spacing w:after="0"/>
+            </w:pPr>
+            <w:r>
+              <w:rPr>
+                <w:rFonts w:ascii="Aptos" w:hAnsi="Aptos"/>
+                <w:b/>
+                <w:i w:val="0"/>
+                <w:color w:val="FFFFFF"/>
+                <w:sz w:val="21"/>
+              </w:rPr>
+              <w:t xml:space="preserve">Letter</w:t>
+            </w:r>
+          </w:p>
+        </w:tc>
+        <w:tc>
+          <w:tcPr>
+            <w:tcW w:type="dxa" w:w="5839"/>
+            <w:tcBorders>
+              <w:top w:val="single" w:sz="6" w:space="0" w:color="007A3D"/>
+              <w:left w:val="single" w:sz="6" w:space="0" w:color="007A3D"/>
+              <w:bottom w:val="single" w:sz="6" w:space="0" w:color="007A3D"/>
+              <w:right w:val="single" w:sz="6" w:space="0" w:color="007A3D"/>
+            </w:tcBorders>
+            <w:shd w:val="clear" w:color="auto" w:fill="007A3D"/>
+            <w:tcMar>
+              <w:top w:w="80" w:type="dxa"/>
+              <w:left w:w="140" w:type="dxa"/>
+              <w:bottom w:w="80" w:type="dxa"/>
+              <w:right w:w="140" w:type="dxa"/>
+            </w:tcMar>
+          </w:tcPr>
+          <w:p>
+            <w:pPr>
+              <w:keepNext/>
+              <w:spacing w:after="0"/>
+            </w:pPr>
+            <w:r>
+              <w:rPr>
+                <w:rFonts w:ascii="Aptos" w:hAnsi="Aptos"/>
+                <w:b/>
+                <w:i w:val="0"/>
+                <w:color w:val="FFFFFF"/>
+                <w:sz w:val="21"/>
+              </w:rPr>
+              <w:t xml:space="preserve">Meaning</w:t>
+            </w:r>
+          </w:p>
+        </w:tc>
+      </w:tr>
+      <w:tr>
+        <w:trPr>
+          <w:cantSplit/>
+        </w:trPr>
+        <w:tc>
+          <w:tcPr>
+            <w:tcW w:type="dxa" w:w="2268"/>
+            <w:tcBorders>
+              <w:top w:val="single" w:sz="4" w:space="0" w:color="D9C58A"/>
+              <w:left w:val="single" w:sz="4" w:space="0" w:color="D9C58A"/>
+              <w:bottom w:val="single" w:sz="4" w:space="0" w:color="D9C58A"/>
+              <w:right w:val="single" w:sz="4" w:space="0" w:color="D9C58A"/>
+            </w:tcBorders>
+            <w:tcMar>
+              <w:top w:w="80" w:type="dxa"/>
+              <w:left w:w="140" w:type="dxa"/>
+              <w:bottom w:w="80" w:type="dxa"/>
+              <w:right w:w="140" w:type="dxa"/>
+            </w:tcMar>
+          </w:tcPr>
+          <w:p>
+            <w:pPr>
+              <w:keepNext/>
+              <w:spacing w:after="0"/>
+            </w:pPr>
+            <w:r>
+              <w:rPr>
+                <w:rFonts w:ascii="Aptos" w:hAnsi="Aptos"/>
+                <w:b w:val="0"/>
+                <w:i w:val="0"/>
+                <w:color w:val="1A1A1A"/>
+                <w:sz w:val="20"/>
+              </w:rPr>
+              <w:t xml:space="preserve">Matron</w:t>
+            </w:r>
+          </w:p>
+        </w:tc>
+        <w:tc>
+          <w:tcPr>
+            <w:tcW w:type="dxa" w:w="1134"/>
+            <w:tcBorders>
+              <w:top w:val="single" w:sz="4" w:space="0" w:color="D9C58A"/>
+              <w:left w:val="single" w:sz="4" w:space="0" w:color="D9C58A"/>
+              <w:bottom w:val="single" w:sz="4" w:space="0" w:color="D9C58A"/>
+              <w:right w:val="single" w:sz="4" w:space="0" w:color="D9C58A"/>
+            </w:tcBorders>
+            <w:tcMar>
+              <w:top w:w="80" w:type="dxa"/>
+              <w:left w:w="140" w:type="dxa"/>
+              <w:bottom w:w="80" w:type="dxa"/>
+              <w:right w:w="140" w:type="dxa"/>
+            </w:tcMar>
+            <w:vAlign w:val="center"/>
+          </w:tcPr>
+          <w:p>
+            <w:pPr>
+              <w:keepNext/>
+              <w:spacing w:after="0"/>
+              <w:jc w:val="center"/>
+            </w:pPr>
+            <w:r>
+              <w:rPr>
+                <w:rFonts w:ascii="Aptos" w:hAnsi="Aptos"/>
+                <w:b/>
+                <w:i w:val="0"/>
+                <w:color w:val="1A1A1A"/>
+                <w:sz w:val="24"/>
+              </w:rPr>
+              <w:t xml:space="preserve"/>
+            </w:r>
+          </w:p>
+        </w:tc>
+        <w:tc>
+          <w:tcPr>
+            <w:tcW w:type="dxa" w:w="5839"/>
+            <w:tcBorders>
+              <w:top w:val="single" w:sz="4" w:space="0" w:color="D9C58A"/>
+              <w:left w:val="single" w:sz="4" w:space="0" w:color="D9C58A"/>
+              <w:bottom w:val="single" w:sz="4" w:space="0" w:color="D9C58A"/>
+              <w:right w:val="single" w:sz="4" w:space="0" w:color="D9C58A"/>
+            </w:tcBorders>
+            <w:tcMar>
+              <w:top w:w="80" w:type="dxa"/>
+              <w:left w:w="140" w:type="dxa"/>
+              <w:bottom w:w="80" w:type="dxa"/>
+              <w:right w:w="140" w:type="dxa"/>
+            </w:tcMar>
+          </w:tcPr>
+          <w:p>
+            <w:pPr>
+              <w:keepNext/>
+              <w:spacing w:after="0"/>
+            </w:pPr>
+            <w:r>
+              <w:rPr>
+                <w:rFonts w:ascii="Aptos" w:hAnsi="Aptos"/>
+                <w:b w:val="0"/>
+                <w:i w:val="0"/>
+                <w:color w:val="1A1A1A"/>
+                <w:sz w:val="20"/>
+              </w:rPr>
+              <w:t xml:space="preserve">A.  the first person to do something, opening the way for others</w:t>
+            </w:r>
+          </w:p>
+        </w:tc>
+      </w:tr>
+      <w:tr>
+        <w:trPr>
+          <w:cantSplit/>
+        </w:trPr>
+        <w:tc>
+          <w:tcPr>
+            <w:tcW w:type="dxa" w:w="2268"/>
+            <w:tcBorders>
+              <w:top w:val="single" w:sz="4" w:space="0" w:color="D9C58A"/>
+              <w:left w:val="single" w:sz="4" w:space="0" w:color="D9C58A"/>
+              <w:bottom w:val="single" w:sz="4" w:space="0" w:color="D9C58A"/>
+              <w:right w:val="single" w:sz="4" w:space="0" w:color="D9C58A"/>
+            </w:tcBorders>
+            <w:tcMar>
+              <w:top w:w="80" w:type="dxa"/>
+              <w:left w:w="140" w:type="dxa"/>
+              <w:bottom w:w="80" w:type="dxa"/>
+              <w:right w:w="140" w:type="dxa"/>
+            </w:tcMar>
+          </w:tcPr>
+          <w:p>
+            <w:pPr>
+              <w:keepNext/>
+              <w:spacing w:after="0"/>
+            </w:pPr>
+            <w:r>
+              <w:rPr>
+                <w:rFonts w:ascii="Aptos" w:hAnsi="Aptos"/>
+                <w:b w:val="0"/>
+                <w:i w:val="0"/>
+                <w:color w:val="1A1A1A"/>
+                <w:sz w:val="20"/>
+              </w:rPr>
+              <w:t xml:space="preserve">Midwife</w:t>
+            </w:r>
+          </w:p>
+        </w:tc>
+        <w:tc>
+          <w:tcPr>
+            <w:tcW w:type="dxa" w:w="1134"/>
+            <w:tcBorders>
+              <w:top w:val="single" w:sz="4" w:space="0" w:color="D9C58A"/>
+              <w:left w:val="single" w:sz="4" w:space="0" w:color="D9C58A"/>
+              <w:bottom w:val="single" w:sz="4" w:space="0" w:color="D9C58A"/>
+              <w:right w:val="single" w:sz="4" w:space="0" w:color="D9C58A"/>
+            </w:tcBorders>
+            <w:tcMar>
+              <w:top w:w="80" w:type="dxa"/>
+              <w:left w:w="140" w:type="dxa"/>
+              <w:bottom w:w="80" w:type="dxa"/>
+              <w:right w:w="140" w:type="dxa"/>
+            </w:tcMar>
+            <w:vAlign w:val="center"/>
+          </w:tcPr>
+          <w:p>
+            <w:pPr>
+              <w:keepNext/>
+              <w:spacing w:after="0"/>
+              <w:jc w:val="center"/>
+            </w:pPr>
+            <w:r>
+              <w:rPr>
+                <w:rFonts w:ascii="Aptos" w:hAnsi="Aptos"/>
+                <w:b/>
+                <w:i w:val="0"/>
+                <w:color w:val="1A1A1A"/>
+                <w:sz w:val="24"/>
+              </w:rPr>
+              <w:t xml:space="preserve"/>
+            </w:r>
+          </w:p>
+        </w:tc>
+        <w:tc>
+          <w:tcPr>
+            <w:tcW w:type="dxa" w:w="5839"/>
+            <w:tcBorders>
+              <w:top w:val="single" w:sz="4" w:space="0" w:color="D9C58A"/>
+              <w:left w:val="single" w:sz="4" w:space="0" w:color="D9C58A"/>
+              <w:bottom w:val="single" w:sz="4" w:space="0" w:color="D9C58A"/>
+              <w:right w:val="single" w:sz="4" w:space="0" w:color="D9C58A"/>
+            </w:tcBorders>
+            <w:tcMar>
+              <w:top w:w="80" w:type="dxa"/>
+              <w:left w:w="140" w:type="dxa"/>
+              <w:bottom w:w="80" w:type="dxa"/>
+              <w:right w:w="140" w:type="dxa"/>
+            </w:tcMar>
+          </w:tcPr>
+          <w:p>
+            <w:pPr>
+              <w:keepNext/>
+              <w:spacing w:after="0"/>
+            </w:pPr>
+            <w:r>
+              <w:rPr>
+                <w:rFonts w:ascii="Aptos" w:hAnsi="Aptos"/>
+                <w:b w:val="0"/>
+                <w:i w:val="0"/>
+                <w:color w:val="1A1A1A"/>
+                <w:sz w:val="20"/>
+              </w:rPr>
+              <w:t xml:space="preserve">B.  the senior nurse in charge of a hospital's nurses and wards</w:t>
+            </w:r>
+          </w:p>
+        </w:tc>
+      </w:tr>
+      <w:tr>
+        <w:trPr>
+          <w:cantSplit/>
+        </w:trPr>
+        <w:tc>
+          <w:tcPr>
+            <w:tcW w:type="dxa" w:w="2268"/>
+            <w:tcBorders>
+              <w:top w:val="single" w:sz="4" w:space="0" w:color="D9C58A"/>
+              <w:left w:val="single" w:sz="4" w:space="0" w:color="D9C58A"/>
+              <w:bottom w:val="single" w:sz="4" w:space="0" w:color="D9C58A"/>
+              <w:right w:val="single" w:sz="4" w:space="0" w:color="D9C58A"/>
+            </w:tcBorders>
+            <w:tcMar>
+              <w:top w:w="80" w:type="dxa"/>
+              <w:left w:w="140" w:type="dxa"/>
+              <w:bottom w:w="80" w:type="dxa"/>
+              <w:right w:w="140" w:type="dxa"/>
+            </w:tcMar>
+          </w:tcPr>
+          <w:p>
+            <w:pPr>
+              <w:keepNext/>
+              <w:spacing w:after="0"/>
+            </w:pPr>
+            <w:r>
+              <w:rPr>
+                <w:rFonts w:ascii="Aptos" w:hAnsi="Aptos"/>
+                <w:b w:val="0"/>
+                <w:i w:val="0"/>
+                <w:color w:val="1A1A1A"/>
+                <w:sz w:val="20"/>
+              </w:rPr>
+              <w:t xml:space="preserve">Pioneer</w:t>
+            </w:r>
+          </w:p>
+        </w:tc>
+        <w:tc>
+          <w:tcPr>
+            <w:tcW w:type="dxa" w:w="1134"/>
+            <w:tcBorders>
+              <w:top w:val="single" w:sz="4" w:space="0" w:color="D9C58A"/>
+              <w:left w:val="single" w:sz="4" w:space="0" w:color="D9C58A"/>
+              <w:bottom w:val="single" w:sz="4" w:space="0" w:color="D9C58A"/>
+              <w:right w:val="single" w:sz="4" w:space="0" w:color="D9C58A"/>
+            </w:tcBorders>
+            <w:tcMar>
+              <w:top w:w="80" w:type="dxa"/>
+              <w:left w:w="140" w:type="dxa"/>
+              <w:bottom w:w="80" w:type="dxa"/>
+              <w:right w:w="140" w:type="dxa"/>
+            </w:tcMar>
+            <w:vAlign w:val="center"/>
+          </w:tcPr>
+          <w:p>
+            <w:pPr>
+              <w:keepNext/>
+              <w:spacing w:after="0"/>
+              <w:jc w:val="center"/>
+            </w:pPr>
+            <w:r>
+              <w:rPr>
+                <w:rFonts w:ascii="Aptos" w:hAnsi="Aptos"/>
+                <w:b/>
+                <w:i w:val="0"/>
+                <w:color w:val="1A1A1A"/>
+                <w:sz w:val="24"/>
+              </w:rPr>
+              <w:t xml:space="preserve"/>
+            </w:r>
+          </w:p>
+        </w:tc>
+        <w:tc>
+          <w:tcPr>
+            <w:tcW w:type="dxa" w:w="5839"/>
+            <w:tcBorders>
+              <w:top w:val="single" w:sz="4" w:space="0" w:color="D9C58A"/>
+              <w:left w:val="single" w:sz="4" w:space="0" w:color="D9C58A"/>
+              <w:bottom w:val="single" w:sz="4" w:space="0" w:color="D9C58A"/>
+              <w:right w:val="single" w:sz="4" w:space="0" w:color="D9C58A"/>
+            </w:tcBorders>
+            <w:tcMar>
+              <w:top w:w="80" w:type="dxa"/>
+              <w:left w:w="140" w:type="dxa"/>
+              <w:bottom w:w="80" w:type="dxa"/>
+              <w:right w:w="140" w:type="dxa"/>
+            </w:tcMar>
+          </w:tcPr>
+          <w:p>
+            <w:pPr>
+              <w:keepNext/>
+              <w:spacing w:after="0"/>
+            </w:pPr>
+            <w:r>
+              <w:rPr>
+                <w:rFonts w:ascii="Aptos" w:hAnsi="Aptos"/>
+                <w:b w:val="0"/>
+                <w:i w:val="0"/>
+                <w:color w:val="1A1A1A"/>
+                <w:sz w:val="20"/>
+              </w:rPr>
+              <w:t xml:space="preserve">C.  a nurse who cares for mothers and newborn babies</w:t>
+            </w:r>
+          </w:p>
+        </w:tc>
+      </w:tr>
+      <w:tr>
+        <w:trPr>
+          <w:cantSplit/>
+        </w:trPr>
+        <w:tc>
+          <w:tcPr>
+            <w:tcW w:type="dxa" w:w="2268"/>
+            <w:tcBorders>
+              <w:top w:val="single" w:sz="4" w:space="0" w:color="D9C58A"/>
+              <w:left w:val="single" w:sz="4" w:space="0" w:color="D9C58A"/>
+              <w:bottom w:val="single" w:sz="4" w:space="0" w:color="D9C58A"/>
+              <w:right w:val="single" w:sz="4" w:space="0" w:color="D9C58A"/>
+            </w:tcBorders>
+            <w:tcMar>
+              <w:top w:w="80" w:type="dxa"/>
+              <w:left w:w="140" w:type="dxa"/>
+              <w:bottom w:w="80" w:type="dxa"/>
+              <w:right w:w="140" w:type="dxa"/>
+            </w:tcMar>
+          </w:tcPr>
+          <w:p>
+            <w:pPr>
+              <w:keepNext/>
+              <w:spacing w:after="0"/>
+            </w:pPr>
+            <w:r>
+              <w:rPr>
+                <w:rFonts w:ascii="Aptos" w:hAnsi="Aptos"/>
+                <w:b w:val="0"/>
+                <w:i w:val="0"/>
+                <w:color w:val="1A1A1A"/>
+                <w:sz w:val="20"/>
+              </w:rPr>
+              <w:t xml:space="preserve">Barrier</w:t>
+            </w:r>
+          </w:p>
+        </w:tc>
+        <w:tc>
+          <w:tcPr>
+            <w:tcW w:type="dxa" w:w="1134"/>
+            <w:tcBorders>
+              <w:top w:val="single" w:sz="4" w:space="0" w:color="D9C58A"/>
+              <w:left w:val="single" w:sz="4" w:space="0" w:color="D9C58A"/>
+              <w:bottom w:val="single" w:sz="4" w:space="0" w:color="D9C58A"/>
+              <w:right w:val="single" w:sz="4" w:space="0" w:color="D9C58A"/>
+            </w:tcBorders>
+            <w:tcMar>
+              <w:top w:w="80" w:type="dxa"/>
+              <w:left w:w="140" w:type="dxa"/>
+              <w:bottom w:w="80" w:type="dxa"/>
+              <w:right w:w="140" w:type="dxa"/>
+            </w:tcMar>
+            <w:vAlign w:val="center"/>
+          </w:tcPr>
+          <w:p>
+            <w:pPr>
+              <w:keepNext/>
+              <w:spacing w:after="0"/>
+              <w:jc w:val="center"/>
+            </w:pPr>
+            <w:r>
+              <w:rPr>
+                <w:rFonts w:ascii="Aptos" w:hAnsi="Aptos"/>
+                <w:b/>
+                <w:i w:val="0"/>
+                <w:color w:val="1A1A1A"/>
+                <w:sz w:val="24"/>
+              </w:rPr>
+              <w:t xml:space="preserve"/>
+            </w:r>
+          </w:p>
+        </w:tc>
+        <w:tc>
+          <w:tcPr>
+            <w:tcW w:type="dxa" w:w="5839"/>
+            <w:tcBorders>
+              <w:top w:val="single" w:sz="4" w:space="0" w:color="D9C58A"/>
+              <w:left w:val="single" w:sz="4" w:space="0" w:color="D9C58A"/>
+              <w:bottom w:val="single" w:sz="4" w:space="0" w:color="D9C58A"/>
+              <w:right w:val="single" w:sz="4" w:space="0" w:color="D9C58A"/>
+            </w:tcBorders>
+            <w:tcMar>
+              <w:top w:w="80" w:type="dxa"/>
+              <w:left w:w="140" w:type="dxa"/>
+              <w:bottom w:w="80" w:type="dxa"/>
+              <w:right w:w="140" w:type="dxa"/>
+            </w:tcMar>
+          </w:tcPr>
+          <w:p>
+            <w:pPr>
+              <w:keepNext/>
+              <w:spacing w:after="0"/>
+            </w:pPr>
+            <w:r>
+              <w:rPr>
+                <w:rFonts w:ascii="Aptos" w:hAnsi="Aptos"/>
+                <w:b w:val="0"/>
+                <w:i w:val="0"/>
+                <w:color w:val="1A1A1A"/>
+                <w:sz w:val="20"/>
+              </w:rPr>
+              <w:t xml:space="preserve">D.  how a person is remembered and what changed because of them</w:t>
+            </w:r>
+          </w:p>
+        </w:tc>
+      </w:tr>
+      <w:tr>
+        <w:trPr>
+          <w:cantSplit/>
+        </w:trPr>
+        <w:tc>
+          <w:tcPr>
+            <w:tcW w:type="dxa" w:w="2268"/>
+            <w:tcBorders>
+              <w:top w:val="single" w:sz="4" w:space="0" w:color="D9C58A"/>
+              <w:left w:val="single" w:sz="4" w:space="0" w:color="D9C58A"/>
+              <w:bottom w:val="single" w:sz="4" w:space="0" w:color="D9C58A"/>
+              <w:right w:val="single" w:sz="4" w:space="0" w:color="D9C58A"/>
+            </w:tcBorders>
+            <w:tcMar>
+              <w:top w:w="80" w:type="dxa"/>
+              <w:left w:w="140" w:type="dxa"/>
+              <w:bottom w:w="80" w:type="dxa"/>
+              <w:right w:w="140" w:type="dxa"/>
+            </w:tcMar>
+          </w:tcPr>
+          <w:p>
+            <w:pPr>
+              <w:spacing w:after="0"/>
+            </w:pPr>
+            <w:r>
+              <w:rPr>
+                <w:rFonts w:ascii="Aptos" w:hAnsi="Aptos"/>
+                <w:b w:val="0"/>
+                <w:i w:val="0"/>
+                <w:color w:val="1A1A1A"/>
+                <w:sz w:val="20"/>
+              </w:rPr>
+              <w:t xml:space="preserve">Legacy</w:t>
+            </w:r>
+          </w:p>
+        </w:tc>
+        <w:tc>
+          <w:tcPr>
+            <w:tcW w:type="dxa" w:w="1134"/>
+            <w:tcBorders>
+              <w:top w:val="single" w:sz="4" w:space="0" w:color="D9C58A"/>
+              <w:left w:val="single" w:sz="4" w:space="0" w:color="D9C58A"/>
+              <w:bottom w:val="single" w:sz="4" w:space="0" w:color="D9C58A"/>
+              <w:right w:val="single" w:sz="4" w:space="0" w:color="D9C58A"/>
+            </w:tcBorders>
+            <w:tcMar>
+              <w:top w:w="80" w:type="dxa"/>
+              <w:left w:w="140" w:type="dxa"/>
+              <w:bottom w:w="80" w:type="dxa"/>
+              <w:right w:w="140" w:type="dxa"/>
+            </w:tcMar>
+            <w:vAlign w:val="center"/>
+          </w:tcPr>
+          <w:p>
+            <w:pPr>
+              <w:spacing w:after="0"/>
+              <w:jc w:val="center"/>
+            </w:pPr>
+            <w:r>
+              <w:rPr>
+                <w:rFonts w:ascii="Aptos" w:hAnsi="Aptos"/>
+                <w:b/>
+                <w:i w:val="0"/>
+                <w:color w:val="1A1A1A"/>
+                <w:sz w:val="24"/>
+              </w:rPr>
+              <w:t xml:space="preserve"/>
+            </w:r>
+          </w:p>
+        </w:tc>
+        <w:tc>
+          <w:tcPr>
+            <w:tcW w:type="dxa" w:w="5839"/>
+            <w:tcBorders>
+              <w:top w:val="single" w:sz="4" w:space="0" w:color="D9C58A"/>
+              <w:left w:val="single" w:sz="4" w:space="0" w:color="D9C58A"/>
+              <w:bottom w:val="single" w:sz="4" w:space="0" w:color="D9C58A"/>
+              <w:right w:val="single" w:sz="4" w:space="0" w:color="D9C58A"/>
+            </w:tcBorders>
+            <w:tcMar>
+              <w:top w:w="80" w:type="dxa"/>
+              <w:left w:w="140" w:type="dxa"/>
+              <w:bottom w:w="80" w:type="dxa"/>
+              <w:right w:w="140" w:type="dxa"/>
+            </w:tcMar>
+          </w:tcPr>
+          <w:p>
+            <w:pPr>
+              <w:spacing w:after="0"/>
+            </w:pPr>
+            <w:r>
+              <w:rPr>
+                <w:rFonts w:ascii="Aptos" w:hAnsi="Aptos"/>
+                <w:b w:val="0"/>
+                <w:i w:val="0"/>
+                <w:color w:val="1A1A1A"/>
+                <w:sz w:val="20"/>
+              </w:rPr>
+              <w:t xml:space="preserve">E.  something that blocks or makes it harder to do something</w:t>
+            </w:r>
+          </w:p>
+        </w:tc>
+      </w:tr>
+    </w:tbl>
+    <w:p>
+      <w:pPr>
+        <w:spacing w:after="0" w:line="160" w:lineRule="exact"/>
+      </w:pPr>
+      <w:r>
+        <w:rPr>
+          <w:sz w:val="4"/>
+        </w:rPr>
+      </w:r>
+    </w:p>
+    <w:p>
+      <w:pPr>
+        <w:keepNext/>
+        <w:spacing w:before="0" w:after="40"/>
+      </w:pPr>
+      <w:r>
+        <w:rPr>
+          <w:rFonts w:ascii="Aptos" w:hAnsi="Aptos"/>
+          <w:b/>
+          <w:i w:val="0"/>
+          <w:color w:val="CE1126"/>
+          <w:sz w:val="21"/>
+        </w:rPr>
+        <w:t xml:space="preserve">▶  PUT IT IN ORDER — NUMBER THE BOXES 1 TO 8</w:t>
       </w:r>
     </w:p>
     <w:tbl>
@@ -1665,38 +2129,38 @@
       <w:tr>
         <w:trPr>
           <w:cantSplit/>
+          <w:trHeight w:val="425" w:hRule="atLeast"/>
         </w:trPr>
         <w:tc>
           <w:tcPr>
             <w:tcW w:type="dxa" w:w="1134"/>
             <w:tcBorders>
-              <w:top w:val="single" w:sz="6" w:space="0" w:color="007A3D"/>
-              <w:left w:val="single" w:sz="6" w:space="0" w:color="007A3D"/>
-              <w:bottom w:val="single" w:sz="6" w:space="0" w:color="007A3D"/>
-              <w:right w:val="single" w:sz="6" w:space="0" w:color="007A3D"/>
-            </w:tcBorders>
-            <w:shd w:val="clear" w:color="auto" w:fill="007A3D"/>
-            <w:tcMar>
-              <w:top w:w="80" w:type="dxa"/>
-              <w:left w:w="140" w:type="dxa"/>
-              <w:bottom w:w="80" w:type="dxa"/>
-              <w:right w:w="140" w:type="dxa"/>
-            </w:tcMar>
-          </w:tcPr>
-          <w:p>
-            <w:pPr>
-              <w:keepNext/>
-              <w:spacing w:after="0"/>
-            </w:pPr>
-            <w:r>
-              <w:rPr>
-                <w:rFonts w:ascii="Aptos" w:hAnsi="Aptos"/>
-                <w:b/>
-                <w:i w:val="0"/>
-                <w:color w:val="FFFFFF"/>
-                <w:sz w:val="21"/>
-              </w:rPr>
-              <w:t xml:space="preserve">No.</w:t>
+              <w:top w:val="single" w:sz="4" w:space="0" w:color="D9C58A"/>
+              <w:left w:val="single" w:sz="4" w:space="0" w:color="D9C58A"/>
+              <w:bottom w:val="single" w:sz="4" w:space="0" w:color="D9C58A"/>
+              <w:right w:val="single" w:sz="4" w:space="0" w:color="D9C58A"/>
+            </w:tcBorders>
+            <w:tcMar>
+              <w:top w:w="80" w:type="dxa"/>
+              <w:left w:w="140" w:type="dxa"/>
+              <w:bottom w:w="80" w:type="dxa"/>
+              <w:right w:w="140" w:type="dxa"/>
+            </w:tcMar>
+          </w:tcPr>
+          <w:p>
+            <w:pPr>
+              <w:keepNext/>
+              <w:spacing w:after="0"/>
+            </w:pPr>
+            <w:r>
+              <w:rPr>
+                <w:rFonts w:ascii="Aptos" w:hAnsi="Aptos"/>
+                <w:b w:val="0"/>
+                <w:i w:val="0"/>
+                <w:color w:val="1A1A1A"/>
+                <w:sz w:val="20"/>
+              </w:rPr>
+              <w:t xml:space="preserve"/>
             </w:r>
           </w:p>
         </w:tc>
@@ -1704,33 +2168,32 @@
           <w:tcPr>
             <w:tcW w:type="dxa" w:w="8107"/>
             <w:tcBorders>
-              <w:top w:val="single" w:sz="6" w:space="0" w:color="007A3D"/>
-              <w:left w:val="single" w:sz="6" w:space="0" w:color="007A3D"/>
-              <w:bottom w:val="single" w:sz="6" w:space="0" w:color="007A3D"/>
-              <w:right w:val="single" w:sz="6" w:space="0" w:color="007A3D"/>
-            </w:tcBorders>
-            <w:shd w:val="clear" w:color="auto" w:fill="007A3D"/>
-            <w:tcMar>
-              <w:top w:w="80" w:type="dxa"/>
-              <w:left w:w="140" w:type="dxa"/>
-              <w:bottom w:w="80" w:type="dxa"/>
-              <w:right w:w="140" w:type="dxa"/>
-            </w:tcMar>
-          </w:tcPr>
-          <w:p>
-            <w:pPr>
-              <w:keepNext/>
-              <w:spacing w:after="0"/>
-            </w:pPr>
-            <w:r>
-              <w:rPr>
-                <w:rFonts w:ascii="Aptos" w:hAnsi="Aptos"/>
-                <w:b/>
-                <w:i w:val="0"/>
-                <w:color w:val="FFFFFF"/>
-                <w:sz w:val="21"/>
-              </w:rPr>
-              <w:t xml:space="preserve">Event</w:t>
+              <w:top w:val="single" w:sz="4" w:space="0" w:color="D9C58A"/>
+              <w:left w:val="single" w:sz="4" w:space="0" w:color="D9C58A"/>
+              <w:bottom w:val="single" w:sz="4" w:space="0" w:color="D9C58A"/>
+              <w:right w:val="single" w:sz="4" w:space="0" w:color="D9C58A"/>
+            </w:tcBorders>
+            <w:tcMar>
+              <w:top w:w="80" w:type="dxa"/>
+              <w:left w:w="140" w:type="dxa"/>
+              <w:bottom w:w="80" w:type="dxa"/>
+              <w:right w:w="140" w:type="dxa"/>
+            </w:tcMar>
+          </w:tcPr>
+          <w:p>
+            <w:pPr>
+              <w:keepNext/>
+              <w:spacing w:after="0"/>
+            </w:pPr>
+            <w:r>
+              <w:rPr>
+                <w:rFonts w:ascii="Aptos" w:hAnsi="Aptos"/>
+                <w:b w:val="0"/>
+                <w:i w:val="0"/>
+                <w:color w:val="1A1A1A"/>
+                <w:sz w:val="20"/>
+              </w:rPr>
+              <w:t xml:space="preserve">Becomes the NHS's first Black matron in Ilkley</w:t>
             </w:r>
           </w:p>
         </w:tc>
@@ -1738,7 +2201,7 @@
       <w:tr>
         <w:trPr>
           <w:cantSplit/>
-          <w:trHeight w:val="453" w:hRule="atLeast"/>
+          <w:trHeight w:val="425" w:hRule="atLeast"/>
         </w:trPr>
         <w:tc>
           <w:tcPr>
@@ -1802,7 +2265,7 @@
                 <w:color w:val="1A1A1A"/>
                 <w:sz w:val="20"/>
               </w:rPr>
-              <w:t xml:space="preserve">Becomes the NHS's first Black matron in Ilkley</w:t>
+              <w:t xml:space="preserve">Born in British Guiana, the eldest of nine children</w:t>
             </w:r>
           </w:p>
         </w:tc>
@@ -1810,7 +2273,7 @@
       <w:tr>
         <w:trPr>
           <w:cantSplit/>
-          <w:trHeight w:val="453" w:hRule="atLeast"/>
+          <w:trHeight w:val="425" w:hRule="atLeast"/>
         </w:trPr>
         <w:tc>
           <w:tcPr>
@@ -1874,7 +2337,7 @@
                 <w:color w:val="1A1A1A"/>
                 <w:sz w:val="20"/>
               </w:rPr>
-              <w:t xml:space="preserve">Born in British Guiana, the eldest of nine children</w:t>
+              <w:t xml:space="preserve">Blue plaque unveiled in her honour</w:t>
             </w:r>
           </w:p>
         </w:tc>
@@ -1882,7 +2345,7 @@
       <w:tr>
         <w:trPr>
           <w:cantSplit/>
-          <w:trHeight w:val="453" w:hRule="atLeast"/>
+          <w:trHeight w:val="425" w:hRule="atLeast"/>
         </w:trPr>
         <w:tc>
           <w:tcPr>
@@ -1946,7 +2409,7 @@
                 <w:color w:val="1A1A1A"/>
                 <w:sz w:val="20"/>
               </w:rPr>
-              <w:t xml:space="preserve">Blue plaque unveiled in her honour</w:t>
+              <w:t xml:space="preserve">Arrives in England at Plymouth after 14 days at sea</w:t>
             </w:r>
           </w:p>
         </w:tc>
@@ -1954,7 +2417,7 @@
       <w:tr>
         <w:trPr>
           <w:cantSplit/>
-          <w:trHeight w:val="453" w:hRule="atLeast"/>
+          <w:trHeight w:val="425" w:hRule="atLeast"/>
         </w:trPr>
         <w:tc>
           <w:tcPr>
@@ -2018,7 +2481,7 @@
                 <w:color w:val="1A1A1A"/>
                 <w:sz w:val="20"/>
               </w:rPr>
-              <w:t xml:space="preserve">Arrives in England at Plymouth after 14 days at sea</w:t>
+              <w:t xml:space="preserve">Starts training as a nurse in Georgetown</w:t>
             </w:r>
           </w:p>
         </w:tc>
@@ -2026,7 +2489,7 @@
       <w:tr>
         <w:trPr>
           <w:cantSplit/>
-          <w:trHeight w:val="453" w:hRule="atLeast"/>
+          <w:trHeight w:val="425" w:hRule="atLeast"/>
         </w:trPr>
         <w:tc>
           <w:tcPr>
@@ -2090,7 +2553,7 @@
                 <w:color w:val="1A1A1A"/>
                 <w:sz w:val="20"/>
               </w:rPr>
-              <w:t xml:space="preserve">Starts training as a nurse in Georgetown</w:t>
+              <w:t xml:space="preserve">Retires after working as a health visitor</w:t>
             </w:r>
           </w:p>
         </w:tc>
@@ -2098,7 +2561,7 @@
       <w:tr>
         <w:trPr>
           <w:cantSplit/>
-          <w:trHeight w:val="453" w:hRule="atLeast"/>
+          <w:trHeight w:val="425" w:hRule="atLeast"/>
         </w:trPr>
         <w:tc>
           <w:tcPr>
@@ -2162,7 +2625,7 @@
                 <w:color w:val="1A1A1A"/>
                 <w:sz w:val="20"/>
               </w:rPr>
-              <w:t xml:space="preserve">Retires after working as a health visitor</w:t>
+              <w:t xml:space="preserve">Works as a nurse in New Jersey, USA</w:t>
             </w:r>
           </w:p>
         </w:tc>
@@ -2170,79 +2633,7 @@
       <w:tr>
         <w:trPr>
           <w:cantSplit/>
-          <w:trHeight w:val="453" w:hRule="atLeast"/>
-        </w:trPr>
-        <w:tc>
-          <w:tcPr>
-            <w:tcW w:type="dxa" w:w="1134"/>
-            <w:tcBorders>
-              <w:top w:val="single" w:sz="4" w:space="0" w:color="D9C58A"/>
-              <w:left w:val="single" w:sz="4" w:space="0" w:color="D9C58A"/>
-              <w:bottom w:val="single" w:sz="4" w:space="0" w:color="D9C58A"/>
-              <w:right w:val="single" w:sz="4" w:space="0" w:color="D9C58A"/>
-            </w:tcBorders>
-            <w:tcMar>
-              <w:top w:w="80" w:type="dxa"/>
-              <w:left w:w="140" w:type="dxa"/>
-              <w:bottom w:w="80" w:type="dxa"/>
-              <w:right w:w="140" w:type="dxa"/>
-            </w:tcMar>
-          </w:tcPr>
-          <w:p>
-            <w:pPr>
-              <w:keepNext/>
-              <w:spacing w:after="0"/>
-            </w:pPr>
-            <w:r>
-              <w:rPr>
-                <w:rFonts w:ascii="Aptos" w:hAnsi="Aptos"/>
-                <w:b w:val="0"/>
-                <w:i w:val="0"/>
-                <w:color w:val="1A1A1A"/>
-                <w:sz w:val="20"/>
-              </w:rPr>
-              <w:t xml:space="preserve"/>
-            </w:r>
-          </w:p>
-        </w:tc>
-        <w:tc>
-          <w:tcPr>
-            <w:tcW w:type="dxa" w:w="8107"/>
-            <w:tcBorders>
-              <w:top w:val="single" w:sz="4" w:space="0" w:color="D9C58A"/>
-              <w:left w:val="single" w:sz="4" w:space="0" w:color="D9C58A"/>
-              <w:bottom w:val="single" w:sz="4" w:space="0" w:color="D9C58A"/>
-              <w:right w:val="single" w:sz="4" w:space="0" w:color="D9C58A"/>
-            </w:tcBorders>
-            <w:tcMar>
-              <w:top w:w="80" w:type="dxa"/>
-              <w:left w:w="140" w:type="dxa"/>
-              <w:bottom w:w="80" w:type="dxa"/>
-              <w:right w:w="140" w:type="dxa"/>
-            </w:tcMar>
-          </w:tcPr>
-          <w:p>
-            <w:pPr>
-              <w:keepNext/>
-              <w:spacing w:after="0"/>
-            </w:pPr>
-            <w:r>
-              <w:rPr>
-                <w:rFonts w:ascii="Aptos" w:hAnsi="Aptos"/>
-                <w:b w:val="0"/>
-                <w:i w:val="0"/>
-                <w:color w:val="1A1A1A"/>
-                <w:sz w:val="20"/>
-              </w:rPr>
-              <w:t xml:space="preserve">Works as a nurse in New Jersey, USA</w:t>
-            </w:r>
-          </w:p>
-        </w:tc>
-      </w:tr>
-      <w:tr>
-        <w:trPr>
-          <w:cantSplit/>
-          <w:trHeight w:val="453" w:hRule="atLeast"/>
+          <w:trHeight w:val="425" w:hRule="atLeast"/>
         </w:trPr>
         <w:tc>
           <w:tcPr>
@@ -2323,41 +2714,17 @@
     <w:p>
       <w:pPr>
         <w:keepNext/>
-        <w:pBdr>
-          <w:top w:val="single" w:sz="4" w:space="4" w:color="E8A800"/>
-          <w:left w:val="single" w:sz="4" w:space="6" w:color="E8A800"/>
-          <w:bottom w:val="single" w:sz="4" w:space="4" w:color="E8A800"/>
-          <w:right w:val="single" w:sz="4" w:space="6" w:color="E8A800"/>
-        </w:pBdr>
-        <w:shd w:val="clear" w:color="auto" w:fill="E8A800"/>
-        <w:spacing w:before="200" w:after="120"/>
-        <w:ind w:left="68" w:right="68"/>
+        <w:spacing w:before="0" w:after="40"/>
       </w:pPr>
       <w:r>
         <w:rPr>
-          <w:rFonts w:ascii="Aptos Display" w:hAnsi="Aptos Display"/>
+          <w:rFonts w:ascii="Aptos" w:hAnsi="Aptos"/>
           <w:b/>
           <w:i w:val="0"/>
-          <w:color w:val="1A1A1A"/>
-          <w:sz w:val="27"/>
+          <w:color w:val="CE1126"/>
+          <w:sz w:val="21"/>
         </w:rPr>
-        <w:t xml:space="preserve">5.  Barriers &amp; Bridges</w:t>
-      </w:r>
-    </w:p>
-    <w:p>
-      <w:pPr>
-        <w:keepNext/>
-        <w:spacing w:before="0" w:after="120"/>
-      </w:pPr>
-      <w:r>
-        <w:rPr>
-          <w:rFonts w:ascii="Aptos" w:hAnsi="Aptos"/>
-          <w:b w:val="0"/>
-          <w:i w:val="0"/>
-          <w:color w:val="1A1A1A"/>
-          <w:sz w:val="20"/>
-        </w:rPr>
-        <w:t xml:space="preserve">Barriers made things harder for Daphne. Bridges helped her get past them. Write each letter in the right column.</w:t>
+        <w:t xml:space="preserve">▶  BARRIERS &amp; BRIDGES — WRITE EACH LETTER IN THE RIGHT COLUMN</w:t>
       </w:r>
     </w:p>
     <w:tbl>
@@ -2637,7 +3004,7 @@
                 <w:color w:val="1A1A1A"/>
                 <w:sz w:val="20"/>
               </w:rPr>
-              <w:t xml:space="preserve">She worked so hard her sister said she “never seemed to be off duty”.</w:t>
+              <w:t xml:space="preserve">Her sister said she “never seemed to be off duty”.</w:t>
             </w:r>
           </w:p>
         </w:tc>
@@ -2740,7 +3107,7 @@
       <w:tr>
         <w:trPr>
           <w:cantSplit/>
-          <w:trHeight w:val="1134" w:hRule="atLeast"/>
+          <w:trHeight w:val="1020" w:hRule="atLeast"/>
         </w:trPr>
         <w:tc>
           <w:tcPr>
@@ -2828,10 +3195,726 @@
           <w:rFonts w:ascii="Aptos" w:hAnsi="Aptos"/>
           <w:b/>
           <w:i w:val="0"/>
-          <w:color w:val="007A3D"/>
+          <w:color w:val="CE1126"/>
           <w:sz w:val="21"/>
         </w:rPr>
-        <w:t xml:space="preserve">Which barrier do you think was the hardest? Why?</w:t>
+        <w:t xml:space="preserve">▶  TRUE OR FALSE? — CIRCLE ONE</w:t>
+      </w:r>
+    </w:p>
+    <w:tbl>
+      <w:tblPr>
+        <w:tblW w:type="auto" w:w="0"/>
+        <w:jc w:val="center"/>
+        <w:tblLayout w:type="fixed"/>
+        <w:tblLook w:firstColumn="1" w:firstRow="1" w:lastColumn="0" w:lastRow="0" w:noHBand="0" w:noVBand="1" w:val="04A0"/>
+      </w:tblPr>
+      <w:tblGrid>
+        <w:gridCol w:w="6803"/>
+        <w:gridCol w:w="1219"/>
+        <w:gridCol w:w="1219"/>
+      </w:tblGrid>
+      <w:tr>
+        <w:trPr>
+          <w:cantSplit/>
+        </w:trPr>
+        <w:tc>
+          <w:tcPr>
+            <w:tcW w:type="dxa" w:w="6803"/>
+            <w:tcBorders>
+              <w:top w:val="single" w:sz="4" w:space="0" w:color="D9C58A"/>
+              <w:left w:val="single" w:sz="4" w:space="0" w:color="D9C58A"/>
+              <w:bottom w:val="single" w:sz="4" w:space="0" w:color="D9C58A"/>
+              <w:right w:val="single" w:sz="4" w:space="0" w:color="D9C58A"/>
+            </w:tcBorders>
+            <w:tcMar>
+              <w:top w:w="80" w:type="dxa"/>
+              <w:left w:w="140" w:type="dxa"/>
+              <w:bottom w:w="80" w:type="dxa"/>
+              <w:right w:w="140" w:type="dxa"/>
+            </w:tcMar>
+          </w:tcPr>
+          <w:p>
+            <w:pPr>
+              <w:keepNext/>
+              <w:spacing w:after="0"/>
+            </w:pPr>
+            <w:r>
+              <w:rPr>
+                <w:rFonts w:ascii="Aptos" w:hAnsi="Aptos"/>
+                <w:b w:val="0"/>
+                <w:i w:val="0"/>
+                <w:color w:val="1A1A1A"/>
+                <w:sz w:val="20"/>
+              </w:rPr>
+              <w:t xml:space="preserve">1.  Daphne Steele was born in Jamaica.</w:t>
+            </w:r>
+          </w:p>
+        </w:tc>
+        <w:tc>
+          <w:tcPr>
+            <w:tcW w:type="dxa" w:w="1219"/>
+            <w:tcBorders>
+              <w:top w:val="single" w:sz="4" w:space="0" w:color="D9C58A"/>
+              <w:left w:val="single" w:sz="4" w:space="0" w:color="D9C58A"/>
+              <w:bottom w:val="single" w:sz="4" w:space="0" w:color="D9C58A"/>
+              <w:right w:val="single" w:sz="4" w:space="0" w:color="D9C58A"/>
+            </w:tcBorders>
+            <w:tcMar>
+              <w:top w:w="80" w:type="dxa"/>
+              <w:left w:w="140" w:type="dxa"/>
+              <w:bottom w:w="80" w:type="dxa"/>
+              <w:right w:w="140" w:type="dxa"/>
+            </w:tcMar>
+            <w:vAlign w:val="center"/>
+          </w:tcPr>
+          <w:p>
+            <w:pPr>
+              <w:keepNext/>
+              <w:spacing w:after="0"/>
+              <w:jc w:val="center"/>
+            </w:pPr>
+            <w:r>
+              <w:rPr>
+                <w:rFonts w:ascii="Aptos" w:hAnsi="Aptos"/>
+                <w:b/>
+                <w:i w:val="0"/>
+                <w:color w:val="1A1A1A"/>
+                <w:sz w:val="24"/>
+              </w:rPr>
+              <w:t xml:space="preserve">TRUE</w:t>
+            </w:r>
+          </w:p>
+        </w:tc>
+        <w:tc>
+          <w:tcPr>
+            <w:tcW w:type="dxa" w:w="1219"/>
+            <w:tcBorders>
+              <w:top w:val="single" w:sz="4" w:space="0" w:color="D9C58A"/>
+              <w:left w:val="single" w:sz="4" w:space="0" w:color="D9C58A"/>
+              <w:bottom w:val="single" w:sz="4" w:space="0" w:color="D9C58A"/>
+              <w:right w:val="single" w:sz="4" w:space="0" w:color="D9C58A"/>
+            </w:tcBorders>
+            <w:tcMar>
+              <w:top w:w="80" w:type="dxa"/>
+              <w:left w:w="140" w:type="dxa"/>
+              <w:bottom w:w="80" w:type="dxa"/>
+              <w:right w:w="140" w:type="dxa"/>
+            </w:tcMar>
+            <w:vAlign w:val="center"/>
+          </w:tcPr>
+          <w:p>
+            <w:pPr>
+              <w:keepNext/>
+              <w:spacing w:after="0"/>
+              <w:jc w:val="center"/>
+            </w:pPr>
+            <w:r>
+              <w:rPr>
+                <w:rFonts w:ascii="Aptos" w:hAnsi="Aptos"/>
+                <w:b/>
+                <w:i w:val="0"/>
+                <w:color w:val="1A1A1A"/>
+                <w:sz w:val="24"/>
+              </w:rPr>
+              <w:t xml:space="preserve">FALSE</w:t>
+            </w:r>
+          </w:p>
+        </w:tc>
+      </w:tr>
+      <w:tr>
+        <w:trPr>
+          <w:cantSplit/>
+        </w:trPr>
+        <w:tc>
+          <w:tcPr>
+            <w:tcW w:type="dxa" w:w="6803"/>
+            <w:tcBorders>
+              <w:top w:val="single" w:sz="4" w:space="0" w:color="D9C58A"/>
+              <w:left w:val="single" w:sz="4" w:space="0" w:color="D9C58A"/>
+              <w:bottom w:val="single" w:sz="4" w:space="0" w:color="D9C58A"/>
+              <w:right w:val="single" w:sz="4" w:space="0" w:color="D9C58A"/>
+            </w:tcBorders>
+            <w:tcMar>
+              <w:top w:w="80" w:type="dxa"/>
+              <w:left w:w="140" w:type="dxa"/>
+              <w:bottom w:w="80" w:type="dxa"/>
+              <w:right w:w="140" w:type="dxa"/>
+            </w:tcMar>
+          </w:tcPr>
+          <w:p>
+            <w:pPr>
+              <w:keepNext/>
+              <w:spacing w:after="0"/>
+            </w:pPr>
+            <w:r>
+              <w:rPr>
+                <w:rFonts w:ascii="Aptos" w:hAnsi="Aptos"/>
+                <w:b w:val="0"/>
+                <w:i w:val="0"/>
+                <w:color w:val="1A1A1A"/>
+                <w:sz w:val="20"/>
+              </w:rPr>
+              <w:t xml:space="preserve">2.  She arrived in England in 1951.</w:t>
+            </w:r>
+          </w:p>
+        </w:tc>
+        <w:tc>
+          <w:tcPr>
+            <w:tcW w:type="dxa" w:w="1219"/>
+            <w:tcBorders>
+              <w:top w:val="single" w:sz="4" w:space="0" w:color="D9C58A"/>
+              <w:left w:val="single" w:sz="4" w:space="0" w:color="D9C58A"/>
+              <w:bottom w:val="single" w:sz="4" w:space="0" w:color="D9C58A"/>
+              <w:right w:val="single" w:sz="4" w:space="0" w:color="D9C58A"/>
+            </w:tcBorders>
+            <w:tcMar>
+              <w:top w:w="80" w:type="dxa"/>
+              <w:left w:w="140" w:type="dxa"/>
+              <w:bottom w:w="80" w:type="dxa"/>
+              <w:right w:w="140" w:type="dxa"/>
+            </w:tcMar>
+            <w:vAlign w:val="center"/>
+          </w:tcPr>
+          <w:p>
+            <w:pPr>
+              <w:keepNext/>
+              <w:spacing w:after="0"/>
+              <w:jc w:val="center"/>
+            </w:pPr>
+            <w:r>
+              <w:rPr>
+                <w:rFonts w:ascii="Aptos" w:hAnsi="Aptos"/>
+                <w:b/>
+                <w:i w:val="0"/>
+                <w:color w:val="1A1A1A"/>
+                <w:sz w:val="24"/>
+              </w:rPr>
+              <w:t xml:space="preserve">TRUE</w:t>
+            </w:r>
+          </w:p>
+        </w:tc>
+        <w:tc>
+          <w:tcPr>
+            <w:tcW w:type="dxa" w:w="1219"/>
+            <w:tcBorders>
+              <w:top w:val="single" w:sz="4" w:space="0" w:color="D9C58A"/>
+              <w:left w:val="single" w:sz="4" w:space="0" w:color="D9C58A"/>
+              <w:bottom w:val="single" w:sz="4" w:space="0" w:color="D9C58A"/>
+              <w:right w:val="single" w:sz="4" w:space="0" w:color="D9C58A"/>
+            </w:tcBorders>
+            <w:tcMar>
+              <w:top w:w="80" w:type="dxa"/>
+              <w:left w:w="140" w:type="dxa"/>
+              <w:bottom w:w="80" w:type="dxa"/>
+              <w:right w:w="140" w:type="dxa"/>
+            </w:tcMar>
+            <w:vAlign w:val="center"/>
+          </w:tcPr>
+          <w:p>
+            <w:pPr>
+              <w:keepNext/>
+              <w:spacing w:after="0"/>
+              <w:jc w:val="center"/>
+            </w:pPr>
+            <w:r>
+              <w:rPr>
+                <w:rFonts w:ascii="Aptos" w:hAnsi="Aptos"/>
+                <w:b/>
+                <w:i w:val="0"/>
+                <w:color w:val="1A1A1A"/>
+                <w:sz w:val="24"/>
+              </w:rPr>
+              <w:t xml:space="preserve">FALSE</w:t>
+            </w:r>
+          </w:p>
+        </w:tc>
+      </w:tr>
+      <w:tr>
+        <w:trPr>
+          <w:cantSplit/>
+        </w:trPr>
+        <w:tc>
+          <w:tcPr>
+            <w:tcW w:type="dxa" w:w="6803"/>
+            <w:tcBorders>
+              <w:top w:val="single" w:sz="4" w:space="0" w:color="D9C58A"/>
+              <w:left w:val="single" w:sz="4" w:space="0" w:color="D9C58A"/>
+              <w:bottom w:val="single" w:sz="4" w:space="0" w:color="D9C58A"/>
+              <w:right w:val="single" w:sz="4" w:space="0" w:color="D9C58A"/>
+            </w:tcBorders>
+            <w:tcMar>
+              <w:top w:w="80" w:type="dxa"/>
+              <w:left w:w="140" w:type="dxa"/>
+              <w:bottom w:w="80" w:type="dxa"/>
+              <w:right w:w="140" w:type="dxa"/>
+            </w:tcMar>
+          </w:tcPr>
+          <w:p>
+            <w:pPr>
+              <w:keepNext/>
+              <w:spacing w:after="0"/>
+            </w:pPr>
+            <w:r>
+              <w:rPr>
+                <w:rFonts w:ascii="Aptos" w:hAnsi="Aptos"/>
+                <w:b w:val="0"/>
+                <w:i w:val="0"/>
+                <w:color w:val="1A1A1A"/>
+                <w:sz w:val="20"/>
+              </w:rPr>
+              <w:t xml:space="preserve">3.  She became a matron at a hospital in London.</w:t>
+            </w:r>
+          </w:p>
+        </w:tc>
+        <w:tc>
+          <w:tcPr>
+            <w:tcW w:type="dxa" w:w="1219"/>
+            <w:tcBorders>
+              <w:top w:val="single" w:sz="4" w:space="0" w:color="D9C58A"/>
+              <w:left w:val="single" w:sz="4" w:space="0" w:color="D9C58A"/>
+              <w:bottom w:val="single" w:sz="4" w:space="0" w:color="D9C58A"/>
+              <w:right w:val="single" w:sz="4" w:space="0" w:color="D9C58A"/>
+            </w:tcBorders>
+            <w:tcMar>
+              <w:top w:w="80" w:type="dxa"/>
+              <w:left w:w="140" w:type="dxa"/>
+              <w:bottom w:w="80" w:type="dxa"/>
+              <w:right w:w="140" w:type="dxa"/>
+            </w:tcMar>
+            <w:vAlign w:val="center"/>
+          </w:tcPr>
+          <w:p>
+            <w:pPr>
+              <w:keepNext/>
+              <w:spacing w:after="0"/>
+              <w:jc w:val="center"/>
+            </w:pPr>
+            <w:r>
+              <w:rPr>
+                <w:rFonts w:ascii="Aptos" w:hAnsi="Aptos"/>
+                <w:b/>
+                <w:i w:val="0"/>
+                <w:color w:val="1A1A1A"/>
+                <w:sz w:val="24"/>
+              </w:rPr>
+              <w:t xml:space="preserve">TRUE</w:t>
+            </w:r>
+          </w:p>
+        </w:tc>
+        <w:tc>
+          <w:tcPr>
+            <w:tcW w:type="dxa" w:w="1219"/>
+            <w:tcBorders>
+              <w:top w:val="single" w:sz="4" w:space="0" w:color="D9C58A"/>
+              <w:left w:val="single" w:sz="4" w:space="0" w:color="D9C58A"/>
+              <w:bottom w:val="single" w:sz="4" w:space="0" w:color="D9C58A"/>
+              <w:right w:val="single" w:sz="4" w:space="0" w:color="D9C58A"/>
+            </w:tcBorders>
+            <w:tcMar>
+              <w:top w:w="80" w:type="dxa"/>
+              <w:left w:w="140" w:type="dxa"/>
+              <w:bottom w:w="80" w:type="dxa"/>
+              <w:right w:w="140" w:type="dxa"/>
+            </w:tcMar>
+            <w:vAlign w:val="center"/>
+          </w:tcPr>
+          <w:p>
+            <w:pPr>
+              <w:keepNext/>
+              <w:spacing w:after="0"/>
+              <w:jc w:val="center"/>
+            </w:pPr>
+            <w:r>
+              <w:rPr>
+                <w:rFonts w:ascii="Aptos" w:hAnsi="Aptos"/>
+                <w:b/>
+                <w:i w:val="0"/>
+                <w:color w:val="1A1A1A"/>
+                <w:sz w:val="24"/>
+              </w:rPr>
+              <w:t xml:space="preserve">FALSE</w:t>
+            </w:r>
+          </w:p>
+        </w:tc>
+      </w:tr>
+      <w:tr>
+        <w:trPr>
+          <w:cantSplit/>
+        </w:trPr>
+        <w:tc>
+          <w:tcPr>
+            <w:tcW w:type="dxa" w:w="6803"/>
+            <w:tcBorders>
+              <w:top w:val="single" w:sz="4" w:space="0" w:color="D9C58A"/>
+              <w:left w:val="single" w:sz="4" w:space="0" w:color="D9C58A"/>
+              <w:bottom w:val="single" w:sz="4" w:space="0" w:color="D9C58A"/>
+              <w:right w:val="single" w:sz="4" w:space="0" w:color="D9C58A"/>
+            </w:tcBorders>
+            <w:tcMar>
+              <w:top w:w="80" w:type="dxa"/>
+              <w:left w:w="140" w:type="dxa"/>
+              <w:bottom w:w="80" w:type="dxa"/>
+              <w:right w:w="140" w:type="dxa"/>
+            </w:tcMar>
+          </w:tcPr>
+          <w:p>
+            <w:pPr>
+              <w:keepNext/>
+              <w:spacing w:after="0"/>
+            </w:pPr>
+            <w:r>
+              <w:rPr>
+                <w:rFonts w:ascii="Aptos" w:hAnsi="Aptos"/>
+                <w:b w:val="0"/>
+                <w:i w:val="0"/>
+                <w:color w:val="1A1A1A"/>
+                <w:sz w:val="20"/>
+              </w:rPr>
+              <w:t xml:space="preserve">4.  She was 36 when she became a matron.</w:t>
+            </w:r>
+          </w:p>
+        </w:tc>
+        <w:tc>
+          <w:tcPr>
+            <w:tcW w:type="dxa" w:w="1219"/>
+            <w:tcBorders>
+              <w:top w:val="single" w:sz="4" w:space="0" w:color="D9C58A"/>
+              <w:left w:val="single" w:sz="4" w:space="0" w:color="D9C58A"/>
+              <w:bottom w:val="single" w:sz="4" w:space="0" w:color="D9C58A"/>
+              <w:right w:val="single" w:sz="4" w:space="0" w:color="D9C58A"/>
+            </w:tcBorders>
+            <w:tcMar>
+              <w:top w:w="80" w:type="dxa"/>
+              <w:left w:w="140" w:type="dxa"/>
+              <w:bottom w:w="80" w:type="dxa"/>
+              <w:right w:w="140" w:type="dxa"/>
+            </w:tcMar>
+            <w:vAlign w:val="center"/>
+          </w:tcPr>
+          <w:p>
+            <w:pPr>
+              <w:keepNext/>
+              <w:spacing w:after="0"/>
+              <w:jc w:val="center"/>
+            </w:pPr>
+            <w:r>
+              <w:rPr>
+                <w:rFonts w:ascii="Aptos" w:hAnsi="Aptos"/>
+                <w:b/>
+                <w:i w:val="0"/>
+                <w:color w:val="1A1A1A"/>
+                <w:sz w:val="24"/>
+              </w:rPr>
+              <w:t xml:space="preserve">TRUE</w:t>
+            </w:r>
+          </w:p>
+        </w:tc>
+        <w:tc>
+          <w:tcPr>
+            <w:tcW w:type="dxa" w:w="1219"/>
+            <w:tcBorders>
+              <w:top w:val="single" w:sz="4" w:space="0" w:color="D9C58A"/>
+              <w:left w:val="single" w:sz="4" w:space="0" w:color="D9C58A"/>
+              <w:bottom w:val="single" w:sz="4" w:space="0" w:color="D9C58A"/>
+              <w:right w:val="single" w:sz="4" w:space="0" w:color="D9C58A"/>
+            </w:tcBorders>
+            <w:tcMar>
+              <w:top w:w="80" w:type="dxa"/>
+              <w:left w:w="140" w:type="dxa"/>
+              <w:bottom w:w="80" w:type="dxa"/>
+              <w:right w:w="140" w:type="dxa"/>
+            </w:tcMar>
+            <w:vAlign w:val="center"/>
+          </w:tcPr>
+          <w:p>
+            <w:pPr>
+              <w:keepNext/>
+              <w:spacing w:after="0"/>
+              <w:jc w:val="center"/>
+            </w:pPr>
+            <w:r>
+              <w:rPr>
+                <w:rFonts w:ascii="Aptos" w:hAnsi="Aptos"/>
+                <w:b/>
+                <w:i w:val="0"/>
+                <w:color w:val="1A1A1A"/>
+                <w:sz w:val="24"/>
+              </w:rPr>
+              <w:t xml:space="preserve">FALSE</w:t>
+            </w:r>
+          </w:p>
+        </w:tc>
+      </w:tr>
+      <w:tr>
+        <w:trPr>
+          <w:cantSplit/>
+        </w:trPr>
+        <w:tc>
+          <w:tcPr>
+            <w:tcW w:type="dxa" w:w="6803"/>
+            <w:tcBorders>
+              <w:top w:val="single" w:sz="4" w:space="0" w:color="D9C58A"/>
+              <w:left w:val="single" w:sz="4" w:space="0" w:color="D9C58A"/>
+              <w:bottom w:val="single" w:sz="4" w:space="0" w:color="D9C58A"/>
+              <w:right w:val="single" w:sz="4" w:space="0" w:color="D9C58A"/>
+            </w:tcBorders>
+            <w:tcMar>
+              <w:top w:w="80" w:type="dxa"/>
+              <w:left w:w="140" w:type="dxa"/>
+              <w:bottom w:w="80" w:type="dxa"/>
+              <w:right w:w="140" w:type="dxa"/>
+            </w:tcMar>
+          </w:tcPr>
+          <w:p>
+            <w:pPr>
+              <w:keepNext/>
+              <w:spacing w:after="0"/>
+            </w:pPr>
+            <w:r>
+              <w:rPr>
+                <w:rFonts w:ascii="Aptos" w:hAnsi="Aptos"/>
+                <w:b w:val="0"/>
+                <w:i w:val="0"/>
+                <w:color w:val="1A1A1A"/>
+                <w:sz w:val="20"/>
+              </w:rPr>
+              <w:t xml:space="preserve">5.  A statue of her was built at St George's Hospital in 2023.</w:t>
+            </w:r>
+          </w:p>
+        </w:tc>
+        <w:tc>
+          <w:tcPr>
+            <w:tcW w:type="dxa" w:w="1219"/>
+            <w:tcBorders>
+              <w:top w:val="single" w:sz="4" w:space="0" w:color="D9C58A"/>
+              <w:left w:val="single" w:sz="4" w:space="0" w:color="D9C58A"/>
+              <w:bottom w:val="single" w:sz="4" w:space="0" w:color="D9C58A"/>
+              <w:right w:val="single" w:sz="4" w:space="0" w:color="D9C58A"/>
+            </w:tcBorders>
+            <w:tcMar>
+              <w:top w:w="80" w:type="dxa"/>
+              <w:left w:w="140" w:type="dxa"/>
+              <w:bottom w:w="80" w:type="dxa"/>
+              <w:right w:w="140" w:type="dxa"/>
+            </w:tcMar>
+            <w:vAlign w:val="center"/>
+          </w:tcPr>
+          <w:p>
+            <w:pPr>
+              <w:keepNext/>
+              <w:spacing w:after="0"/>
+              <w:jc w:val="center"/>
+            </w:pPr>
+            <w:r>
+              <w:rPr>
+                <w:rFonts w:ascii="Aptos" w:hAnsi="Aptos"/>
+                <w:b/>
+                <w:i w:val="0"/>
+                <w:color w:val="1A1A1A"/>
+                <w:sz w:val="24"/>
+              </w:rPr>
+              <w:t xml:space="preserve">TRUE</w:t>
+            </w:r>
+          </w:p>
+        </w:tc>
+        <w:tc>
+          <w:tcPr>
+            <w:tcW w:type="dxa" w:w="1219"/>
+            <w:tcBorders>
+              <w:top w:val="single" w:sz="4" w:space="0" w:color="D9C58A"/>
+              <w:left w:val="single" w:sz="4" w:space="0" w:color="D9C58A"/>
+              <w:bottom w:val="single" w:sz="4" w:space="0" w:color="D9C58A"/>
+              <w:right w:val="single" w:sz="4" w:space="0" w:color="D9C58A"/>
+            </w:tcBorders>
+            <w:tcMar>
+              <w:top w:w="80" w:type="dxa"/>
+              <w:left w:w="140" w:type="dxa"/>
+              <w:bottom w:w="80" w:type="dxa"/>
+              <w:right w:w="140" w:type="dxa"/>
+            </w:tcMar>
+            <w:vAlign w:val="center"/>
+          </w:tcPr>
+          <w:p>
+            <w:pPr>
+              <w:keepNext/>
+              <w:spacing w:after="0"/>
+              <w:jc w:val="center"/>
+            </w:pPr>
+            <w:r>
+              <w:rPr>
+                <w:rFonts w:ascii="Aptos" w:hAnsi="Aptos"/>
+                <w:b/>
+                <w:i w:val="0"/>
+                <w:color w:val="1A1A1A"/>
+                <w:sz w:val="24"/>
+              </w:rPr>
+              <w:t xml:space="preserve">FALSE</w:t>
+            </w:r>
+          </w:p>
+        </w:tc>
+      </w:tr>
+      <w:tr>
+        <w:trPr>
+          <w:cantSplit/>
+        </w:trPr>
+        <w:tc>
+          <w:tcPr>
+            <w:tcW w:type="dxa" w:w="6803"/>
+            <w:tcBorders>
+              <w:top w:val="single" w:sz="4" w:space="0" w:color="D9C58A"/>
+              <w:left w:val="single" w:sz="4" w:space="0" w:color="D9C58A"/>
+              <w:bottom w:val="single" w:sz="4" w:space="0" w:color="D9C58A"/>
+              <w:right w:val="single" w:sz="4" w:space="0" w:color="D9C58A"/>
+            </w:tcBorders>
+            <w:tcMar>
+              <w:top w:w="80" w:type="dxa"/>
+              <w:left w:w="140" w:type="dxa"/>
+              <w:bottom w:w="80" w:type="dxa"/>
+              <w:right w:w="140" w:type="dxa"/>
+            </w:tcMar>
+          </w:tcPr>
+          <w:p>
+            <w:pPr>
+              <w:spacing w:after="0"/>
+            </w:pPr>
+            <w:r>
+              <w:rPr>
+                <w:rFonts w:ascii="Aptos" w:hAnsi="Aptos"/>
+                <w:b w:val="0"/>
+                <w:i w:val="0"/>
+                <w:color w:val="1A1A1A"/>
+                <w:sz w:val="20"/>
+              </w:rPr>
+              <w:t xml:space="preserve">6.  St George's Hospital celebrates Daphne Steele Day every October.</w:t>
+            </w:r>
+          </w:p>
+        </w:tc>
+        <w:tc>
+          <w:tcPr>
+            <w:tcW w:type="dxa" w:w="1219"/>
+            <w:tcBorders>
+              <w:top w:val="single" w:sz="4" w:space="0" w:color="D9C58A"/>
+              <w:left w:val="single" w:sz="4" w:space="0" w:color="D9C58A"/>
+              <w:bottom w:val="single" w:sz="4" w:space="0" w:color="D9C58A"/>
+              <w:right w:val="single" w:sz="4" w:space="0" w:color="D9C58A"/>
+            </w:tcBorders>
+            <w:tcMar>
+              <w:top w:w="80" w:type="dxa"/>
+              <w:left w:w="140" w:type="dxa"/>
+              <w:bottom w:w="80" w:type="dxa"/>
+              <w:right w:w="140" w:type="dxa"/>
+            </w:tcMar>
+            <w:vAlign w:val="center"/>
+          </w:tcPr>
+          <w:p>
+            <w:pPr>
+              <w:spacing w:after="0"/>
+              <w:jc w:val="center"/>
+            </w:pPr>
+            <w:r>
+              <w:rPr>
+                <w:rFonts w:ascii="Aptos" w:hAnsi="Aptos"/>
+                <w:b/>
+                <w:i w:val="0"/>
+                <w:color w:val="1A1A1A"/>
+                <w:sz w:val="24"/>
+              </w:rPr>
+              <w:t xml:space="preserve">TRUE</w:t>
+            </w:r>
+          </w:p>
+        </w:tc>
+        <w:tc>
+          <w:tcPr>
+            <w:tcW w:type="dxa" w:w="1219"/>
+            <w:tcBorders>
+              <w:top w:val="single" w:sz="4" w:space="0" w:color="D9C58A"/>
+              <w:left w:val="single" w:sz="4" w:space="0" w:color="D9C58A"/>
+              <w:bottom w:val="single" w:sz="4" w:space="0" w:color="D9C58A"/>
+              <w:right w:val="single" w:sz="4" w:space="0" w:color="D9C58A"/>
+            </w:tcBorders>
+            <w:tcMar>
+              <w:top w:w="80" w:type="dxa"/>
+              <w:left w:w="140" w:type="dxa"/>
+              <w:bottom w:w="80" w:type="dxa"/>
+              <w:right w:w="140" w:type="dxa"/>
+            </w:tcMar>
+            <w:vAlign w:val="center"/>
+          </w:tcPr>
+          <w:p>
+            <w:pPr>
+              <w:spacing w:after="0"/>
+              <w:jc w:val="center"/>
+            </w:pPr>
+            <w:r>
+              <w:rPr>
+                <w:rFonts w:ascii="Aptos" w:hAnsi="Aptos"/>
+                <w:b/>
+                <w:i w:val="0"/>
+                <w:color w:val="1A1A1A"/>
+                <w:sz w:val="24"/>
+              </w:rPr>
+              <w:t xml:space="preserve">FALSE</w:t>
+            </w:r>
+          </w:p>
+        </w:tc>
+      </w:tr>
+    </w:tbl>
+    <w:p>
+      <w:pPr>
+        <w:spacing w:after="0" w:line="160" w:lineRule="exact"/>
+      </w:pPr>
+      <w:r>
+        <w:rPr>
+          <w:sz w:val="4"/>
+        </w:rPr>
+      </w:r>
+    </w:p>
+    <w:p>
+      <w:pPr>
+        <w:keepNext/>
+        <w:spacing w:before="0" w:after="40"/>
+      </w:pPr>
+      <w:r>
+        <w:rPr>
+          <w:rFonts w:ascii="Aptos" w:hAnsi="Aptos"/>
+          <w:b/>
+          <w:i w:val="0"/>
+          <w:color w:val="CE1126"/>
+          <w:sz w:val="21"/>
+        </w:rPr>
+        <w:t xml:space="preserve">▶  A LETTER TO DAPHNE, 1964 — WRITE TO THE NEW MATRON</w:t>
+      </w:r>
+    </w:p>
+    <w:p>
+      <w:pPr>
+        <w:keepNext/>
+        <w:spacing w:before="0" w:after="120"/>
+      </w:pPr>
+      <w:r>
+        <w:rPr>
+          <w:rFonts w:ascii="Aptos" w:hAnsi="Aptos"/>
+          <w:b w:val="0"/>
+          <w:i w:val="0"/>
+          <w:color w:val="1A1A1A"/>
+          <w:sz w:val="20"/>
+        </w:rPr>
+        <w:t xml:space="preserve">She received about 350 letters – and replied to every one. Write her a short letter. Starters: “Congratulations on…”  “You show us that…”  “I want to ask you…”</w:t>
+      </w:r>
+    </w:p>
+    <w:p>
+      <w:pPr>
+        <w:keepNext/>
+        <w:spacing w:before="0" w:after="0"/>
+      </w:pPr>
+      <w:r>
+        <w:rPr>
+          <w:rFonts w:ascii="Aptos" w:hAnsi="Aptos"/>
+          <w:b w:val="0"/>
+          <w:i/>
+          <w:color w:val="1A1A1A"/>
+          <w:sz w:val="20"/>
+        </w:rPr>
+        <w:t xml:space="preserve">Dear Matron Steele,</w:t>
       </w:r>
     </w:p>
     <w:tbl>
@@ -2882,12 +3965,232 @@
           </w:tcPr>
           <w:p>
             <w:pPr>
+              <w:keepNext/>
+              <w:spacing w:after="0"/>
+            </w:pPr>
+          </w:p>
+        </w:tc>
+      </w:tr>
+      <w:tr>
+        <w:trPr>
+          <w:trHeight w:val="442" w:hRule="exact"/>
+        </w:trPr>
+        <w:tc>
+          <w:tcPr>
+            <w:tcW w:type="dxa" w:w="9242"/>
+            <w:tcBorders>
+              <w:top w:val="nil"/>
+              <w:left w:val="nil"/>
+              <w:bottom w:val="single" w:sz="6" w:space="0" w:color="BDBDBD"/>
+              <w:right w:val="nil"/>
+            </w:tcBorders>
+          </w:tcPr>
+          <w:p>
+            <w:pPr>
+              <w:keepNext/>
+              <w:spacing w:after="0"/>
+            </w:pPr>
+          </w:p>
+        </w:tc>
+      </w:tr>
+      <w:tr>
+        <w:trPr>
+          <w:trHeight w:val="442" w:hRule="exact"/>
+        </w:trPr>
+        <w:tc>
+          <w:tcPr>
+            <w:tcW w:type="dxa" w:w="9242"/>
+            <w:tcBorders>
+              <w:top w:val="nil"/>
+              <w:left w:val="nil"/>
+              <w:bottom w:val="single" w:sz="6" w:space="0" w:color="BDBDBD"/>
+              <w:right w:val="nil"/>
+            </w:tcBorders>
+          </w:tcPr>
+          <w:p>
+            <w:pPr>
+              <w:keepNext/>
+              <w:spacing w:after="0"/>
+            </w:pPr>
+          </w:p>
+        </w:tc>
+      </w:tr>
+      <w:tr>
+        <w:trPr>
+          <w:trHeight w:val="442" w:hRule="exact"/>
+        </w:trPr>
+        <w:tc>
+          <w:tcPr>
+            <w:tcW w:type="dxa" w:w="9242"/>
+            <w:tcBorders>
+              <w:top w:val="nil"/>
+              <w:left w:val="nil"/>
+              <w:bottom w:val="single" w:sz="6" w:space="0" w:color="BDBDBD"/>
+              <w:right w:val="nil"/>
+            </w:tcBorders>
+          </w:tcPr>
+          <w:p>
+            <w:pPr>
               <w:spacing w:after="0"/>
             </w:pPr>
           </w:p>
         </w:tc>
       </w:tr>
     </w:tbl>
+    <w:p>
+      <w:pPr>
+        <w:spacing w:after="0" w:line="160" w:lineRule="exact"/>
+      </w:pPr>
+      <w:r>
+        <w:rPr>
+          <w:sz w:val="4"/>
+        </w:rPr>
+      </w:r>
+    </w:p>
+    <w:p>
+      <w:pPr>
+        <w:keepNext/>
+        <w:pBdr>
+          <w:top w:val="single" w:sz="4" w:space="4" w:color="E8A800"/>
+          <w:left w:val="single" w:sz="4" w:space="6" w:color="E8A800"/>
+          <w:bottom w:val="single" w:sz="4" w:space="4" w:color="E8A800"/>
+          <w:right w:val="single" w:sz="4" w:space="6" w:color="E8A800"/>
+        </w:pBdr>
+        <w:shd w:val="clear" w:color="auto" w:fill="E8A800"/>
+        <w:spacing w:before="200" w:after="120"/>
+        <w:ind w:left="68" w:right="68"/>
+      </w:pPr>
+      <w:r>
+        <w:rPr>
+          <w:rFonts w:ascii="Aptos Display" w:hAnsi="Aptos Display"/>
+          <w:b/>
+          <w:i w:val="0"/>
+          <w:color w:val="1A1A1A"/>
+          <w:sz w:val="27"/>
+        </w:rPr>
+        <w:t xml:space="preserve">5.  Talk It Out</w:t>
+      </w:r>
+    </w:p>
+    <w:p>
+      <w:pPr>
+        <w:keepNext/>
+        <w:spacing w:before="0" w:after="40"/>
+      </w:pPr>
+      <w:r>
+        <w:rPr>
+          <w:rFonts w:ascii="Aptos" w:hAnsi="Aptos"/>
+          <w:b/>
+          <w:i w:val="0"/>
+          <w:color w:val="CE1126"/>
+          <w:sz w:val="21"/>
+        </w:rPr>
+        <w:t xml:space="preserve">▶  TALK IT OUT — DISCUSS WITH A PARTNER OR GROUP</w:t>
+      </w:r>
+    </w:p>
+    <w:p>
+      <w:pPr>
+        <w:spacing w:after="60"/>
+        <w:ind w:left="454" w:hanging="255"/>
+      </w:pPr>
+      <w:r>
+        <w:rPr>
+          <w:rFonts w:ascii="Aptos" w:hAnsi="Aptos"/>
+          <w:b/>
+          <w:i w:val="0"/>
+          <w:color w:val="CE1126"/>
+          <w:sz w:val="16"/>
+        </w:rPr>
+        <w:t xml:space="preserve">■  </w:t>
+      </w:r>
+      <w:r>
+        <w:rPr>
+          <w:rFonts w:ascii="Aptos" w:hAnsi="Aptos"/>
+          <w:b w:val="0"/>
+          <w:i w:val="0"/>
+          <w:color w:val="1A1A1A"/>
+          <w:sz w:val="20"/>
+        </w:rPr>
+        <w:t xml:space="preserve">Why do you think some patients called her “you people”? How might that have felt?</w:t>
+      </w:r>
+    </w:p>
+    <w:p>
+      <w:pPr>
+        <w:spacing w:after="60"/>
+        <w:ind w:left="454" w:hanging="255"/>
+      </w:pPr>
+      <w:r>
+        <w:rPr>
+          <w:rFonts w:ascii="Aptos" w:hAnsi="Aptos"/>
+          <w:b/>
+          <w:i w:val="0"/>
+          <w:color w:val="E8A800"/>
+          <w:sz w:val="16"/>
+        </w:rPr>
+        <w:t xml:space="preserve">■  </w:t>
+      </w:r>
+      <w:r>
+        <w:rPr>
+          <w:rFonts w:ascii="Aptos" w:hAnsi="Aptos"/>
+          <w:b w:val="0"/>
+          <w:i w:val="0"/>
+          <w:color w:val="1A1A1A"/>
+          <w:sz w:val="20"/>
+        </w:rPr>
+        <w:t xml:space="preserve">Daphne said: “If one can do it, we all can do it.” What does she mean?</w:t>
+      </w:r>
+    </w:p>
+    <w:p>
+      <w:pPr>
+        <w:spacing w:after="60"/>
+        <w:ind w:left="454" w:hanging="255"/>
+      </w:pPr>
+      <w:r>
+        <w:rPr>
+          <w:rFonts w:ascii="Aptos" w:hAnsi="Aptos"/>
+          <w:b/>
+          <w:i w:val="0"/>
+          <w:color w:val="007A3D"/>
+          <w:sz w:val="16"/>
+        </w:rPr>
+        <w:t xml:space="preserve">■  </w:t>
+      </w:r>
+      <w:r>
+        <w:rPr>
+          <w:rFonts w:ascii="Aptos" w:hAnsi="Aptos"/>
+          <w:b w:val="0"/>
+          <w:i w:val="0"/>
+          <w:color w:val="1A1A1A"/>
+          <w:sz w:val="20"/>
+        </w:rPr>
+        <w:t xml:space="preserve">Why does it matter that someone is ‘the first’? Who benefits?</w:t>
+      </w:r>
+    </w:p>
+    <w:p>
+      <w:pPr>
+        <w:spacing w:after="60"/>
+        <w:ind w:left="454" w:hanging="255"/>
+      </w:pPr>
+      <w:r>
+        <w:rPr>
+          <w:rFonts w:ascii="Aptos" w:hAnsi="Aptos"/>
+          <w:b/>
+          <w:i w:val="0"/>
+          <w:color w:val="CE1126"/>
+          <w:sz w:val="16"/>
+        </w:rPr>
+        <w:t xml:space="preserve">■  </w:t>
+      </w:r>
+      <w:r>
+        <w:rPr>
+          <w:rFonts w:ascii="Aptos" w:hAnsi="Aptos"/>
+          <w:b w:val="0"/>
+          <w:i w:val="0"/>
+          <w:color w:val="1A1A1A"/>
+          <w:sz w:val="20"/>
+        </w:rPr>
+        <w:t xml:space="preserve">Who is a pioneer in your family, community or area?</w:t>
+      </w:r>
+    </w:p>
     <w:p>
       <w:pPr>
         <w:spacing w:after="0" w:line="160" w:lineRule="exact"/>
@@ -2919,81 +4222,7 @@
           <w:color w:val="FFFFFF"/>
           <w:sz w:val="27"/>
         </w:rPr>
-        <w:t xml:space="preserve">6.  In Her Words</w:t>
-      </w:r>
-    </w:p>
-    <w:tbl>
-      <w:tblPr>
-        <w:tblW w:type="auto" w:w="0"/>
-        <w:jc w:val="center"/>
-        <w:tblLayout w:type="fixed"/>
-        <w:tblLook w:firstColumn="1" w:firstRow="1" w:lastColumn="0" w:lastRow="0" w:noHBand="0" w:noVBand="1" w:val="04A0"/>
-      </w:tblPr>
-      <w:tblGrid>
-        <w:gridCol w:w="9242"/>
-      </w:tblGrid>
-      <w:tr>
-        <w:trPr>
-          <w:cantSplit/>
-        </w:trPr>
-        <w:tc>
-          <w:tcPr>
-            <w:tcW w:type="dxa" w:w="9242"/>
-            <w:tcBorders>
-              <w:top w:val="nil"/>
-              <w:left w:val="single" w:sz="36" w:space="0" w:color="E8A800"/>
-              <w:bottom w:val="nil"/>
-              <w:right w:val="nil"/>
-            </w:tcBorders>
-            <w:shd w:val="clear" w:color="auto" w:fill="FFF3CC"/>
-            <w:tcMar>
-              <w:top w:w="110" w:type="dxa"/>
-              <w:left w:w="220" w:type="dxa"/>
-              <w:bottom w:w="110" w:type="dxa"/>
-              <w:right w:w="180" w:type="dxa"/>
-            </w:tcMar>
-          </w:tcPr>
-          <w:p>
-            <w:pPr>
-              <w:spacing w:after="60"/>
-            </w:pPr>
-            <w:r>
-              <w:rPr>
-                <w:rFonts w:ascii="Aptos" w:hAnsi="Aptos"/>
-                <w:b/>
-                <w:i w:val="0"/>
-                <w:color w:val="8A6400"/>
-                <w:sz w:val="19"/>
-              </w:rPr>
-              <w:t xml:space="preserve">DAPHNE STEELE, 2002</w:t>
-            </w:r>
-          </w:p>
-          <w:p>
-            <w:pPr>
-              <w:spacing w:after="0"/>
-            </w:pPr>
-            <w:r>
-              <w:rPr>
-                <w:rFonts w:ascii="Aptos" w:hAnsi="Aptos"/>
-                <w:b w:val="0"/>
-                <w:i w:val="0"/>
-                <w:color w:val="1A1A1A"/>
-                <w:sz w:val="20"/>
-              </w:rPr>
-              <w:t xml:space="preserve">“If one can do it, we all can do it.”</w:t>
-            </w:r>
-          </w:p>
-        </w:tc>
-      </w:tr>
-    </w:tbl>
-    <w:p>
-      <w:pPr>
-        <w:spacing w:after="0" w:line="160" w:lineRule="exact"/>
-      </w:pPr>
-      <w:r>
-        <w:rPr>
-          <w:sz w:val="4"/>
-        </w:rPr>
+        <w:t xml:space="preserve">6.  Reflection &amp; Exit Ticket</w:t>
       </w:r>
     </w:p>
     <w:p>
@@ -3006,10 +4235,26 @@
           <w:rFonts w:ascii="Aptos" w:hAnsi="Aptos"/>
           <w:b/>
           <w:i w:val="0"/>
-          <w:color w:val="007A3D"/>
+          <w:color w:val="CE1126"/>
           <w:sz w:val="21"/>
         </w:rPr>
-        <w:t xml:space="preserve">How much do you agree? Circle one.</w:t>
+        <w:t xml:space="preserve">▶  WHERE DO YOU STAND? — CIRCLE A NUMBER</w:t>
+      </w:r>
+    </w:p>
+    <w:p>
+      <w:pPr>
+        <w:keepNext/>
+        <w:spacing w:before="0" w:after="80"/>
+      </w:pPr>
+      <w:r>
+        <w:rPr>
+          <w:rFonts w:ascii="Aptos" w:hAnsi="Aptos"/>
+          <w:b w:val="0"/>
+          <w:i/>
+          <w:color w:val="1A1A1A"/>
+          <w:sz w:val="20"/>
+        </w:rPr>
+        <w:t xml:space="preserve">“If one person breaks a barrier, it becomes easier for everyone else.”</w:t>
       </w:r>
     </w:p>
     <w:tbl>
@@ -3024,7 +4269,7 @@
         <w:gridCol w:w="1848"/>
         <w:gridCol w:w="1848"/>
         <w:gridCol w:w="1848"/>
-        <w:gridCol w:w="1849"/>
+        <w:gridCol w:w="1848"/>
       </w:tblGrid>
       <w:tr>
         <w:trPr>
@@ -3039,16 +4284,17 @@
               <w:bottom w:val="single" w:sz="4" w:space="0" w:color="D9C58A"/>
               <w:right w:val="single" w:sz="4" w:space="0" w:color="D9C58A"/>
             </w:tcBorders>
-            <w:tcMar>
-              <w:top w:w="80" w:type="dxa"/>
-              <w:left w:w="140" w:type="dxa"/>
-              <w:bottom w:w="80" w:type="dxa"/>
-              <w:right w:w="140" w:type="dxa"/>
-            </w:tcMar>
-            <w:vAlign w:val="center"/>
-          </w:tcPr>
-          <w:p>
-            <w:pPr>
+            <w:shd w:val="clear" w:color="auto" w:fill="FBE4E7"/>
+            <w:tcMar>
+              <w:top w:w="80" w:type="dxa"/>
+              <w:left w:w="140" w:type="dxa"/>
+              <w:bottom w:w="80" w:type="dxa"/>
+              <w:right w:w="140" w:type="dxa"/>
+            </w:tcMar>
+          </w:tcPr>
+          <w:p>
+            <w:pPr>
+              <w:keepNext/>
               <w:spacing w:after="0"/>
               <w:jc w:val="center"/>
             </w:pPr>
@@ -3060,7 +4306,24 @@
                 <w:color w:val="1A1A1A"/>
                 <w:sz w:val="24"/>
               </w:rPr>
-              <w:t xml:space="preserve">1  Not at all</w:t>
+              <w:t xml:space="preserve">1</w:t>
+            </w:r>
+          </w:p>
+          <w:p>
+            <w:pPr>
+              <w:keepNext/>
+              <w:spacing w:after="0"/>
+              <w:jc w:val="center"/>
+            </w:pPr>
+            <w:r>
+              <w:rPr>
+                <w:rFonts w:ascii="Aptos" w:hAnsi="Aptos"/>
+                <w:b w:val="0"/>
+                <w:i w:val="0"/>
+                <w:color w:val="5E5E5E"/>
+                <w:sz w:val="16"/>
+              </w:rPr>
+              <w:t xml:space="preserve">Strongly disagree</w:t>
             </w:r>
           </w:p>
         </w:tc>
@@ -3073,16 +4336,17 @@
               <w:bottom w:val="single" w:sz="4" w:space="0" w:color="D9C58A"/>
               <w:right w:val="single" w:sz="4" w:space="0" w:color="D9C58A"/>
             </w:tcBorders>
-            <w:tcMar>
-              <w:top w:w="80" w:type="dxa"/>
-              <w:left w:w="140" w:type="dxa"/>
-              <w:bottom w:w="80" w:type="dxa"/>
-              <w:right w:w="140" w:type="dxa"/>
-            </w:tcMar>
-            <w:vAlign w:val="center"/>
-          </w:tcPr>
-          <w:p>
-            <w:pPr>
+            <w:shd w:val="clear" w:color="auto" w:fill="FFF3CC"/>
+            <w:tcMar>
+              <w:top w:w="80" w:type="dxa"/>
+              <w:left w:w="140" w:type="dxa"/>
+              <w:bottom w:w="80" w:type="dxa"/>
+              <w:right w:w="140" w:type="dxa"/>
+            </w:tcMar>
+          </w:tcPr>
+          <w:p>
+            <w:pPr>
+              <w:keepNext/>
               <w:spacing w:after="0"/>
               <w:jc w:val="center"/>
             </w:pPr>
@@ -3097,6 +4361,23 @@
               <w:t xml:space="preserve">2</w:t>
             </w:r>
           </w:p>
+          <w:p>
+            <w:pPr>
+              <w:keepNext/>
+              <w:spacing w:after="0"/>
+              <w:jc w:val="center"/>
+            </w:pPr>
+            <w:r>
+              <w:rPr>
+                <w:rFonts w:ascii="Aptos" w:hAnsi="Aptos"/>
+                <w:b w:val="0"/>
+                <w:i w:val="0"/>
+                <w:color w:val="5E5E5E"/>
+                <w:sz w:val="16"/>
+              </w:rPr>
+              <w:t xml:space="preserve">Disagree</w:t>
+            </w:r>
+          </w:p>
         </w:tc>
         <w:tc>
           <w:tcPr>
@@ -3107,16 +4388,17 @@
               <w:bottom w:val="single" w:sz="4" w:space="0" w:color="D9C58A"/>
               <w:right w:val="single" w:sz="4" w:space="0" w:color="D9C58A"/>
             </w:tcBorders>
-            <w:tcMar>
-              <w:top w:w="80" w:type="dxa"/>
-              <w:left w:w="140" w:type="dxa"/>
-              <w:bottom w:w="80" w:type="dxa"/>
-              <w:right w:w="140" w:type="dxa"/>
-            </w:tcMar>
-            <w:vAlign w:val="center"/>
-          </w:tcPr>
-          <w:p>
-            <w:pPr>
+            <w:shd w:val="clear" w:color="auto" w:fill="FFF3CC"/>
+            <w:tcMar>
+              <w:top w:w="80" w:type="dxa"/>
+              <w:left w:w="140" w:type="dxa"/>
+              <w:bottom w:w="80" w:type="dxa"/>
+              <w:right w:w="140" w:type="dxa"/>
+            </w:tcMar>
+          </w:tcPr>
+          <w:p>
+            <w:pPr>
+              <w:keepNext/>
               <w:spacing w:after="0"/>
               <w:jc w:val="center"/>
             </w:pPr>
@@ -3131,6 +4413,23 @@
               <w:t xml:space="preserve">3</w:t>
             </w:r>
           </w:p>
+          <w:p>
+            <w:pPr>
+              <w:keepNext/>
+              <w:spacing w:after="0"/>
+              <w:jc w:val="center"/>
+            </w:pPr>
+            <w:r>
+              <w:rPr>
+                <w:rFonts w:ascii="Aptos" w:hAnsi="Aptos"/>
+                <w:b w:val="0"/>
+                <w:i w:val="0"/>
+                <w:color w:val="5E5E5E"/>
+                <w:sz w:val="16"/>
+              </w:rPr>
+              <w:t xml:space="preserve">Not sure</w:t>
+            </w:r>
+          </w:p>
         </w:tc>
         <w:tc>
           <w:tcPr>
@@ -3141,16 +4440,17 @@
               <w:bottom w:val="single" w:sz="4" w:space="0" w:color="D9C58A"/>
               <w:right w:val="single" w:sz="4" w:space="0" w:color="D9C58A"/>
             </w:tcBorders>
-            <w:tcMar>
-              <w:top w:w="80" w:type="dxa"/>
-              <w:left w:w="140" w:type="dxa"/>
-              <w:bottom w:w="80" w:type="dxa"/>
-              <w:right w:w="140" w:type="dxa"/>
-            </w:tcMar>
-            <w:vAlign w:val="center"/>
-          </w:tcPr>
-          <w:p>
-            <w:pPr>
+            <w:shd w:val="clear" w:color="auto" w:fill="DDF0E4"/>
+            <w:tcMar>
+              <w:top w:w="80" w:type="dxa"/>
+              <w:left w:w="140" w:type="dxa"/>
+              <w:bottom w:w="80" w:type="dxa"/>
+              <w:right w:w="140" w:type="dxa"/>
+            </w:tcMar>
+          </w:tcPr>
+          <w:p>
+            <w:pPr>
+              <w:keepNext/>
               <w:spacing w:after="0"/>
               <w:jc w:val="center"/>
             </w:pPr>
@@ -3165,38 +4465,73 @@
               <w:t xml:space="preserve">4</w:t>
             </w:r>
           </w:p>
-        </w:tc>
-        <w:tc>
-          <w:tcPr>
-            <w:tcW w:type="dxa" w:w="1849"/>
-            <w:tcBorders>
-              <w:top w:val="single" w:sz="4" w:space="0" w:color="D9C58A"/>
-              <w:left w:val="single" w:sz="4" w:space="0" w:color="D9C58A"/>
-              <w:bottom w:val="single" w:sz="4" w:space="0" w:color="D9C58A"/>
-              <w:right w:val="single" w:sz="4" w:space="0" w:color="D9C58A"/>
-            </w:tcBorders>
-            <w:tcMar>
-              <w:top w:w="80" w:type="dxa"/>
-              <w:left w:w="140" w:type="dxa"/>
-              <w:bottom w:w="80" w:type="dxa"/>
-              <w:right w:w="140" w:type="dxa"/>
-            </w:tcMar>
-            <w:vAlign w:val="center"/>
-          </w:tcPr>
-          <w:p>
-            <w:pPr>
+          <w:p>
+            <w:pPr>
+              <w:keepNext/>
               <w:spacing w:after="0"/>
               <w:jc w:val="center"/>
             </w:pPr>
             <w:r>
               <w:rPr>
                 <w:rFonts w:ascii="Aptos" w:hAnsi="Aptos"/>
+                <w:b w:val="0"/>
+                <w:i w:val="0"/>
+                <w:color w:val="5E5E5E"/>
+                <w:sz w:val="16"/>
+              </w:rPr>
+              <w:t xml:space="preserve">Agree</w:t>
+            </w:r>
+          </w:p>
+        </w:tc>
+        <w:tc>
+          <w:tcPr>
+            <w:tcW w:type="dxa" w:w="1848"/>
+            <w:tcBorders>
+              <w:top w:val="single" w:sz="4" w:space="0" w:color="D9C58A"/>
+              <w:left w:val="single" w:sz="4" w:space="0" w:color="D9C58A"/>
+              <w:bottom w:val="single" w:sz="4" w:space="0" w:color="D9C58A"/>
+              <w:right w:val="single" w:sz="4" w:space="0" w:color="D9C58A"/>
+            </w:tcBorders>
+            <w:shd w:val="clear" w:color="auto" w:fill="DDF0E4"/>
+            <w:tcMar>
+              <w:top w:w="80" w:type="dxa"/>
+              <w:left w:w="140" w:type="dxa"/>
+              <w:bottom w:w="80" w:type="dxa"/>
+              <w:right w:w="140" w:type="dxa"/>
+            </w:tcMar>
+          </w:tcPr>
+          <w:p>
+            <w:pPr>
+              <w:keepNext/>
+              <w:spacing w:after="0"/>
+              <w:jc w:val="center"/>
+            </w:pPr>
+            <w:r>
+              <w:rPr>
+                <w:rFonts w:ascii="Aptos" w:hAnsi="Aptos"/>
                 <w:b/>
                 <w:i w:val="0"/>
                 <w:color w:val="1A1A1A"/>
                 <w:sz w:val="24"/>
               </w:rPr>
-              <w:t xml:space="preserve">5  Completely</w:t>
+              <w:t xml:space="preserve">5</w:t>
+            </w:r>
+          </w:p>
+          <w:p>
+            <w:pPr>
+              <w:keepNext/>
+              <w:spacing w:after="0"/>
+              <w:jc w:val="center"/>
+            </w:pPr>
+            <w:r>
+              <w:rPr>
+                <w:rFonts w:ascii="Aptos" w:hAnsi="Aptos"/>
+                <w:b w:val="0"/>
+                <w:i w:val="0"/>
+                <w:color w:val="5E5E5E"/>
+                <w:sz w:val="16"/>
+              </w:rPr>
+              <w:t xml:space="preserve">Strongly agree</w:t>
             </w:r>
           </w:p>
         </w:tc>
@@ -3204,6 +4539,7 @@
     </w:tbl>
     <w:p>
       <w:pPr>
+        <w:keepNext/>
         <w:spacing w:after="0" w:line="160" w:lineRule="exact"/>
       </w:pPr>
       <w:r>
@@ -3225,7 +4561,7 @@
           <w:color w:val="007A3D"/>
           <w:sz w:val="21"/>
         </w:rPr>
-        <w:t xml:space="preserve">Explain your choice. What does the quote mean to you?</w:t>
+        <w:t xml:space="preserve">Because…</w:t>
       </w:r>
     </w:p>
     <w:tbl>
@@ -3260,30 +4596,10 @@
           </w:p>
         </w:tc>
       </w:tr>
-      <w:tr>
-        <w:trPr>
-          <w:trHeight w:val="442" w:hRule="exact"/>
-        </w:trPr>
-        <w:tc>
-          <w:tcPr>
-            <w:tcW w:type="dxa" w:w="9242"/>
-            <w:tcBorders>
-              <w:top w:val="nil"/>
-              <w:left w:val="nil"/>
-              <w:bottom w:val="single" w:sz="6" w:space="0" w:color="BDBDBD"/>
-              <w:right w:val="nil"/>
-            </w:tcBorders>
-          </w:tcPr>
-          <w:p>
-            <w:pPr>
-              <w:spacing w:after="0"/>
-            </w:pPr>
-          </w:p>
-        </w:tc>
-      </w:tr>
     </w:tbl>
     <w:p>
       <w:pPr>
+        <w:keepNext/>
         <w:spacing w:after="0" w:line="160" w:lineRule="exact"/>
       </w:pPr>
       <w:r>
@@ -3295,31 +4611,23 @@
     <w:p>
       <w:pPr>
         <w:keepNext/>
-        <w:pBdr>
-          <w:top w:val="single" w:sz="4" w:space="4" w:color="CE1126"/>
-          <w:left w:val="single" w:sz="4" w:space="6" w:color="CE1126"/>
-          <w:bottom w:val="single" w:sz="4" w:space="4" w:color="CE1126"/>
-          <w:right w:val="single" w:sz="4" w:space="6" w:color="CE1126"/>
-        </w:pBdr>
-        <w:shd w:val="clear" w:color="auto" w:fill="CE1126"/>
-        <w:spacing w:before="200" w:after="120"/>
-        <w:ind w:left="68" w:right="68"/>
+        <w:spacing w:before="0" w:after="40"/>
       </w:pPr>
       <w:r>
         <w:rPr>
-          <w:rFonts w:ascii="Aptos Display" w:hAnsi="Aptos Display"/>
+          <w:rFonts w:ascii="Aptos" w:hAnsi="Aptos"/>
           <w:b/>
           <w:i w:val="0"/>
-          <w:color w:val="FFFFFF"/>
-          <w:sz w:val="27"/>
+          <w:color w:val="CE1126"/>
+          <w:sz w:val="21"/>
         </w:rPr>
-        <w:t xml:space="preserve">7.  A Letter to Daphne – 1964</w:t>
+        <w:t xml:space="preserve">▶  CONFIDENCE CHECK — CIRCLE ONE</w:t>
       </w:r>
     </w:p>
     <w:p>
       <w:pPr>
         <w:keepNext/>
-        <w:spacing w:before="0" w:after="120"/>
+        <w:spacing w:before="0" w:after="80"/>
       </w:pPr>
       <w:r>
         <w:rPr>
@@ -3329,1161 +4637,7 @@
           <w:color w:val="1A1A1A"/>
           <w:sz w:val="20"/>
         </w:rPr>
-        <w:t xml:space="preserve">When Daphne became matron she received about 350 letters – and replied to every one. Imagine it's 1964. Write her a short letter. You could congratulate her, say what her achievement means, or ask her a question.</w:t>
-      </w:r>
-    </w:p>
-    <w:p>
-      <w:pPr>
-        <w:keepNext/>
-        <w:spacing w:before="0" w:after="120"/>
-      </w:pPr>
-      <w:r>
-        <w:rPr>
-          <w:rFonts w:ascii="Aptos" w:hAnsi="Aptos"/>
-          <w:b w:val="0"/>
-          <w:i/>
-          <w:color w:val="5E5E5E"/>
-          <w:sz w:val="20"/>
-        </w:rPr>
-        <w:t xml:space="preserve">Starters: “Congratulations on…”   “You show us that…”   “I want to ask you…”</w:t>
-      </w:r>
-    </w:p>
-    <w:p>
-      <w:pPr>
-        <w:keepNext/>
-        <w:spacing w:before="0" w:after="0"/>
-      </w:pPr>
-      <w:r>
-        <w:rPr>
-          <w:rFonts w:ascii="Aptos" w:hAnsi="Aptos"/>
-          <w:b w:val="0"/>
-          <w:i/>
-          <w:color w:val="1A1A1A"/>
-          <w:sz w:val="20"/>
-        </w:rPr>
-        <w:t xml:space="preserve">Dear Matron Steele,</w:t>
-      </w:r>
-    </w:p>
-    <w:tbl>
-      <w:tblPr>
-        <w:tblW w:type="auto" w:w="0"/>
-        <w:jc w:val="center"/>
-        <w:tblLayout w:type="fixed"/>
-        <w:tblLook w:firstColumn="1" w:firstRow="1" w:lastColumn="0" w:lastRow="0" w:noHBand="0" w:noVBand="1" w:val="04A0"/>
-      </w:tblPr>
-      <w:tblGrid>
-        <w:gridCol w:w="9242"/>
-      </w:tblGrid>
-      <w:tr>
-        <w:trPr>
-          <w:trHeight w:val="442" w:hRule="exact"/>
-        </w:trPr>
-        <w:tc>
-          <w:tcPr>
-            <w:tcW w:type="dxa" w:w="9242"/>
-            <w:tcBorders>
-              <w:top w:val="nil"/>
-              <w:left w:val="nil"/>
-              <w:bottom w:val="single" w:sz="6" w:space="0" w:color="BDBDBD"/>
-              <w:right w:val="nil"/>
-            </w:tcBorders>
-          </w:tcPr>
-          <w:p>
-            <w:pPr>
-              <w:keepNext/>
-              <w:spacing w:after="0"/>
-            </w:pPr>
-          </w:p>
-        </w:tc>
-      </w:tr>
-      <w:tr>
-        <w:trPr>
-          <w:trHeight w:val="442" w:hRule="exact"/>
-        </w:trPr>
-        <w:tc>
-          <w:tcPr>
-            <w:tcW w:type="dxa" w:w="9242"/>
-            <w:tcBorders>
-              <w:top w:val="nil"/>
-              <w:left w:val="nil"/>
-              <w:bottom w:val="single" w:sz="6" w:space="0" w:color="BDBDBD"/>
-              <w:right w:val="nil"/>
-            </w:tcBorders>
-          </w:tcPr>
-          <w:p>
-            <w:pPr>
-              <w:keepNext/>
-              <w:spacing w:after="0"/>
-            </w:pPr>
-          </w:p>
-        </w:tc>
-      </w:tr>
-      <w:tr>
-        <w:trPr>
-          <w:trHeight w:val="442" w:hRule="exact"/>
-        </w:trPr>
-        <w:tc>
-          <w:tcPr>
-            <w:tcW w:type="dxa" w:w="9242"/>
-            <w:tcBorders>
-              <w:top w:val="nil"/>
-              <w:left w:val="nil"/>
-              <w:bottom w:val="single" w:sz="6" w:space="0" w:color="BDBDBD"/>
-              <w:right w:val="nil"/>
-            </w:tcBorders>
-          </w:tcPr>
-          <w:p>
-            <w:pPr>
-              <w:keepNext/>
-              <w:spacing w:after="0"/>
-            </w:pPr>
-          </w:p>
-        </w:tc>
-      </w:tr>
-      <w:tr>
-        <w:trPr>
-          <w:trHeight w:val="442" w:hRule="exact"/>
-        </w:trPr>
-        <w:tc>
-          <w:tcPr>
-            <w:tcW w:type="dxa" w:w="9242"/>
-            <w:tcBorders>
-              <w:top w:val="nil"/>
-              <w:left w:val="nil"/>
-              <w:bottom w:val="single" w:sz="6" w:space="0" w:color="BDBDBD"/>
-              <w:right w:val="nil"/>
-            </w:tcBorders>
-          </w:tcPr>
-          <w:p>
-            <w:pPr>
-              <w:keepNext/>
-              <w:spacing w:after="0"/>
-            </w:pPr>
-          </w:p>
-        </w:tc>
-      </w:tr>
-      <w:tr>
-        <w:trPr>
-          <w:trHeight w:val="442" w:hRule="exact"/>
-        </w:trPr>
-        <w:tc>
-          <w:tcPr>
-            <w:tcW w:type="dxa" w:w="9242"/>
-            <w:tcBorders>
-              <w:top w:val="nil"/>
-              <w:left w:val="nil"/>
-              <w:bottom w:val="single" w:sz="6" w:space="0" w:color="BDBDBD"/>
-              <w:right w:val="nil"/>
-            </w:tcBorders>
-          </w:tcPr>
-          <w:p>
-            <w:pPr>
-              <w:keepNext/>
-              <w:spacing w:after="0"/>
-            </w:pPr>
-          </w:p>
-        </w:tc>
-      </w:tr>
-      <w:tr>
-        <w:trPr>
-          <w:trHeight w:val="442" w:hRule="exact"/>
-        </w:trPr>
-        <w:tc>
-          <w:tcPr>
-            <w:tcW w:type="dxa" w:w="9242"/>
-            <w:tcBorders>
-              <w:top w:val="nil"/>
-              <w:left w:val="nil"/>
-              <w:bottom w:val="single" w:sz="6" w:space="0" w:color="BDBDBD"/>
-              <w:right w:val="nil"/>
-            </w:tcBorders>
-          </w:tcPr>
-          <w:p>
-            <w:pPr>
-              <w:spacing w:after="0"/>
-            </w:pPr>
-          </w:p>
-        </w:tc>
-      </w:tr>
-    </w:tbl>
-    <w:p>
-      <w:pPr>
-        <w:spacing w:after="0" w:line="160" w:lineRule="exact"/>
-      </w:pPr>
-      <w:r>
-        <w:rPr>
-          <w:sz w:val="4"/>
-        </w:rPr>
-      </w:r>
-    </w:p>
-    <w:p>
-      <w:pPr>
-        <w:spacing w:before="0" w:after="120"/>
-      </w:pPr>
-      <w:r>
-        <w:rPr>
-          <w:rFonts w:ascii="Aptos" w:hAnsi="Aptos"/>
-          <w:b w:val="0"/>
-          <w:i/>
-          <w:color w:val="1A1A1A"/>
-          <w:sz w:val="20"/>
-        </w:rPr>
-        <w:t xml:space="preserve">From,  ______________________</w:t>
-      </w:r>
-    </w:p>
-    <w:p>
-      <w:pPr>
-        <w:keepNext/>
-        <w:pBdr>
-          <w:top w:val="single" w:sz="4" w:space="4" w:color="E8A800"/>
-          <w:left w:val="single" w:sz="4" w:space="6" w:color="E8A800"/>
-          <w:bottom w:val="single" w:sz="4" w:space="4" w:color="E8A800"/>
-          <w:right w:val="single" w:sz="4" w:space="6" w:color="E8A800"/>
-        </w:pBdr>
-        <w:shd w:val="clear" w:color="auto" w:fill="E8A800"/>
-        <w:spacing w:before="200" w:after="120"/>
-        <w:ind w:left="68" w:right="68"/>
-      </w:pPr>
-      <w:r>
-        <w:rPr>
-          <w:rFonts w:ascii="Aptos Display" w:hAnsi="Aptos Display"/>
-          <w:b/>
-          <w:i w:val="0"/>
-          <w:color w:val="1A1A1A"/>
-          <w:sz w:val="27"/>
-        </w:rPr>
-        <w:t xml:space="preserve">8.  True or False?</w:t>
-      </w:r>
-    </w:p>
-    <w:tbl>
-      <w:tblPr>
-        <w:tblW w:type="auto" w:w="0"/>
-        <w:jc w:val="center"/>
-        <w:tblLayout w:type="fixed"/>
-        <w:tblLook w:firstColumn="1" w:firstRow="1" w:lastColumn="0" w:lastRow="0" w:noHBand="0" w:noVBand="1" w:val="04A0"/>
-      </w:tblPr>
-      <w:tblGrid>
-        <w:gridCol w:w="7087"/>
-        <w:gridCol w:w="1077"/>
-        <w:gridCol w:w="1077"/>
-      </w:tblGrid>
-      <w:tr>
-        <w:trPr>
-          <w:cantSplit/>
-        </w:trPr>
-        <w:tc>
-          <w:tcPr>
-            <w:tcW w:type="dxa" w:w="7087"/>
-            <w:tcBorders>
-              <w:top w:val="single" w:sz="6" w:space="0" w:color="007A3D"/>
-              <w:left w:val="single" w:sz="6" w:space="0" w:color="007A3D"/>
-              <w:bottom w:val="single" w:sz="6" w:space="0" w:color="007A3D"/>
-              <w:right w:val="single" w:sz="6" w:space="0" w:color="007A3D"/>
-            </w:tcBorders>
-            <w:shd w:val="clear" w:color="auto" w:fill="007A3D"/>
-            <w:tcMar>
-              <w:top w:w="80" w:type="dxa"/>
-              <w:left w:w="140" w:type="dxa"/>
-              <w:bottom w:w="80" w:type="dxa"/>
-              <w:right w:w="140" w:type="dxa"/>
-            </w:tcMar>
-          </w:tcPr>
-          <w:p>
-            <w:pPr>
-              <w:keepNext/>
-              <w:spacing w:after="0"/>
-            </w:pPr>
-            <w:r>
-              <w:rPr>
-                <w:rFonts w:ascii="Aptos" w:hAnsi="Aptos"/>
-                <w:b/>
-                <w:i w:val="0"/>
-                <w:color w:val="FFFFFF"/>
-                <w:sz w:val="21"/>
-              </w:rPr>
-              <w:t xml:space="preserve">Statement</w:t>
-            </w:r>
-          </w:p>
-        </w:tc>
-        <w:tc>
-          <w:tcPr>
-            <w:tcW w:type="dxa" w:w="1077"/>
-            <w:tcBorders>
-              <w:top w:val="single" w:sz="6" w:space="0" w:color="007A3D"/>
-              <w:left w:val="single" w:sz="6" w:space="0" w:color="007A3D"/>
-              <w:bottom w:val="single" w:sz="6" w:space="0" w:color="007A3D"/>
-              <w:right w:val="single" w:sz="6" w:space="0" w:color="007A3D"/>
-            </w:tcBorders>
-            <w:shd w:val="clear" w:color="auto" w:fill="007A3D"/>
-            <w:tcMar>
-              <w:top w:w="80" w:type="dxa"/>
-              <w:left w:w="140" w:type="dxa"/>
-              <w:bottom w:w="80" w:type="dxa"/>
-              <w:right w:w="140" w:type="dxa"/>
-            </w:tcMar>
-          </w:tcPr>
-          <w:p>
-            <w:pPr>
-              <w:keepNext/>
-              <w:spacing w:after="0"/>
-            </w:pPr>
-            <w:r>
-              <w:rPr>
-                <w:rFonts w:ascii="Aptos" w:hAnsi="Aptos"/>
-                <w:b/>
-                <w:i w:val="0"/>
-                <w:color w:val="FFFFFF"/>
-                <w:sz w:val="21"/>
-              </w:rPr>
-              <w:t xml:space="preserve">True</w:t>
-            </w:r>
-          </w:p>
-        </w:tc>
-        <w:tc>
-          <w:tcPr>
-            <w:tcW w:type="dxa" w:w="1077"/>
-            <w:tcBorders>
-              <w:top w:val="single" w:sz="6" w:space="0" w:color="007A3D"/>
-              <w:left w:val="single" w:sz="6" w:space="0" w:color="007A3D"/>
-              <w:bottom w:val="single" w:sz="6" w:space="0" w:color="007A3D"/>
-              <w:right w:val="single" w:sz="6" w:space="0" w:color="007A3D"/>
-            </w:tcBorders>
-            <w:shd w:val="clear" w:color="auto" w:fill="007A3D"/>
-            <w:tcMar>
-              <w:top w:w="80" w:type="dxa"/>
-              <w:left w:w="140" w:type="dxa"/>
-              <w:bottom w:w="80" w:type="dxa"/>
-              <w:right w:w="140" w:type="dxa"/>
-            </w:tcMar>
-          </w:tcPr>
-          <w:p>
-            <w:pPr>
-              <w:keepNext/>
-              <w:spacing w:after="0"/>
-            </w:pPr>
-            <w:r>
-              <w:rPr>
-                <w:rFonts w:ascii="Aptos" w:hAnsi="Aptos"/>
-                <w:b/>
-                <w:i w:val="0"/>
-                <w:color w:val="FFFFFF"/>
-                <w:sz w:val="21"/>
-              </w:rPr>
-              <w:t xml:space="preserve">False</w:t>
-            </w:r>
-          </w:p>
-        </w:tc>
-      </w:tr>
-      <w:tr>
-        <w:trPr>
-          <w:cantSplit/>
-        </w:trPr>
-        <w:tc>
-          <w:tcPr>
-            <w:tcW w:type="dxa" w:w="7087"/>
-            <w:tcBorders>
-              <w:top w:val="single" w:sz="4" w:space="0" w:color="D9C58A"/>
-              <w:left w:val="single" w:sz="4" w:space="0" w:color="D9C58A"/>
-              <w:bottom w:val="single" w:sz="4" w:space="0" w:color="D9C58A"/>
-              <w:right w:val="single" w:sz="4" w:space="0" w:color="D9C58A"/>
-            </w:tcBorders>
-            <w:tcMar>
-              <w:top w:w="80" w:type="dxa"/>
-              <w:left w:w="140" w:type="dxa"/>
-              <w:bottom w:w="80" w:type="dxa"/>
-              <w:right w:w="140" w:type="dxa"/>
-            </w:tcMar>
-          </w:tcPr>
-          <w:p>
-            <w:pPr>
-              <w:keepNext/>
-              <w:spacing w:after="0"/>
-            </w:pPr>
-            <w:r>
-              <w:rPr>
-                <w:rFonts w:ascii="Aptos" w:hAnsi="Aptos"/>
-                <w:b w:val="0"/>
-                <w:i w:val="0"/>
-                <w:color w:val="1A1A1A"/>
-                <w:sz w:val="20"/>
-              </w:rPr>
-              <w:t xml:space="preserve">1. Daphne Steele was born in Jamaica.</w:t>
-            </w:r>
-          </w:p>
-        </w:tc>
-        <w:tc>
-          <w:tcPr>
-            <w:tcW w:type="dxa" w:w="1077"/>
-            <w:tcBorders>
-              <w:top w:val="single" w:sz="4" w:space="0" w:color="D9C58A"/>
-              <w:left w:val="single" w:sz="4" w:space="0" w:color="D9C58A"/>
-              <w:bottom w:val="single" w:sz="4" w:space="0" w:color="D9C58A"/>
-              <w:right w:val="single" w:sz="4" w:space="0" w:color="D9C58A"/>
-            </w:tcBorders>
-            <w:tcMar>
-              <w:top w:w="80" w:type="dxa"/>
-              <w:left w:w="140" w:type="dxa"/>
-              <w:bottom w:w="80" w:type="dxa"/>
-              <w:right w:w="140" w:type="dxa"/>
-            </w:tcMar>
-            <w:vAlign w:val="center"/>
-          </w:tcPr>
-          <w:p>
-            <w:pPr>
-              <w:keepNext/>
-              <w:spacing w:after="0"/>
-              <w:jc w:val="center"/>
-            </w:pPr>
-            <w:r>
-              <w:rPr>
-                <w:rFonts w:ascii="Aptos" w:hAnsi="Aptos"/>
-                <w:b/>
-                <w:i w:val="0"/>
-                <w:color w:val="1A1A1A"/>
-                <w:sz w:val="24"/>
-              </w:rPr>
-              <w:t xml:space="preserve">☐</w:t>
-            </w:r>
-          </w:p>
-        </w:tc>
-        <w:tc>
-          <w:tcPr>
-            <w:tcW w:type="dxa" w:w="1077"/>
-            <w:tcBorders>
-              <w:top w:val="single" w:sz="4" w:space="0" w:color="D9C58A"/>
-              <w:left w:val="single" w:sz="4" w:space="0" w:color="D9C58A"/>
-              <w:bottom w:val="single" w:sz="4" w:space="0" w:color="D9C58A"/>
-              <w:right w:val="single" w:sz="4" w:space="0" w:color="D9C58A"/>
-            </w:tcBorders>
-            <w:tcMar>
-              <w:top w:w="80" w:type="dxa"/>
-              <w:left w:w="140" w:type="dxa"/>
-              <w:bottom w:w="80" w:type="dxa"/>
-              <w:right w:w="140" w:type="dxa"/>
-            </w:tcMar>
-            <w:vAlign w:val="center"/>
-          </w:tcPr>
-          <w:p>
-            <w:pPr>
-              <w:keepNext/>
-              <w:spacing w:after="0"/>
-              <w:jc w:val="center"/>
-            </w:pPr>
-            <w:r>
-              <w:rPr>
-                <w:rFonts w:ascii="Aptos" w:hAnsi="Aptos"/>
-                <w:b/>
-                <w:i w:val="0"/>
-                <w:color w:val="1A1A1A"/>
-                <w:sz w:val="24"/>
-              </w:rPr>
-              <w:t xml:space="preserve">☐</w:t>
-            </w:r>
-          </w:p>
-        </w:tc>
-      </w:tr>
-      <w:tr>
-        <w:trPr>
-          <w:cantSplit/>
-        </w:trPr>
-        <w:tc>
-          <w:tcPr>
-            <w:tcW w:type="dxa" w:w="7087"/>
-            <w:tcBorders>
-              <w:top w:val="single" w:sz="4" w:space="0" w:color="D9C58A"/>
-              <w:left w:val="single" w:sz="4" w:space="0" w:color="D9C58A"/>
-              <w:bottom w:val="single" w:sz="4" w:space="0" w:color="D9C58A"/>
-              <w:right w:val="single" w:sz="4" w:space="0" w:color="D9C58A"/>
-            </w:tcBorders>
-            <w:tcMar>
-              <w:top w:w="80" w:type="dxa"/>
-              <w:left w:w="140" w:type="dxa"/>
-              <w:bottom w:w="80" w:type="dxa"/>
-              <w:right w:w="140" w:type="dxa"/>
-            </w:tcMar>
-          </w:tcPr>
-          <w:p>
-            <w:pPr>
-              <w:keepNext/>
-              <w:spacing w:after="0"/>
-            </w:pPr>
-            <w:r>
-              <w:rPr>
-                <w:rFonts w:ascii="Aptos" w:hAnsi="Aptos"/>
-                <w:b w:val="0"/>
-                <w:i w:val="0"/>
-                <w:color w:val="1A1A1A"/>
-                <w:sz w:val="20"/>
-              </w:rPr>
-              <w:t xml:space="preserve">2. She arrived in England in 1951.</w:t>
-            </w:r>
-          </w:p>
-        </w:tc>
-        <w:tc>
-          <w:tcPr>
-            <w:tcW w:type="dxa" w:w="1077"/>
-            <w:tcBorders>
-              <w:top w:val="single" w:sz="4" w:space="0" w:color="D9C58A"/>
-              <w:left w:val="single" w:sz="4" w:space="0" w:color="D9C58A"/>
-              <w:bottom w:val="single" w:sz="4" w:space="0" w:color="D9C58A"/>
-              <w:right w:val="single" w:sz="4" w:space="0" w:color="D9C58A"/>
-            </w:tcBorders>
-            <w:tcMar>
-              <w:top w:w="80" w:type="dxa"/>
-              <w:left w:w="140" w:type="dxa"/>
-              <w:bottom w:w="80" w:type="dxa"/>
-              <w:right w:w="140" w:type="dxa"/>
-            </w:tcMar>
-            <w:vAlign w:val="center"/>
-          </w:tcPr>
-          <w:p>
-            <w:pPr>
-              <w:keepNext/>
-              <w:spacing w:after="0"/>
-              <w:jc w:val="center"/>
-            </w:pPr>
-            <w:r>
-              <w:rPr>
-                <w:rFonts w:ascii="Aptos" w:hAnsi="Aptos"/>
-                <w:b/>
-                <w:i w:val="0"/>
-                <w:color w:val="1A1A1A"/>
-                <w:sz w:val="24"/>
-              </w:rPr>
-              <w:t xml:space="preserve">☐</w:t>
-            </w:r>
-          </w:p>
-        </w:tc>
-        <w:tc>
-          <w:tcPr>
-            <w:tcW w:type="dxa" w:w="1077"/>
-            <w:tcBorders>
-              <w:top w:val="single" w:sz="4" w:space="0" w:color="D9C58A"/>
-              <w:left w:val="single" w:sz="4" w:space="0" w:color="D9C58A"/>
-              <w:bottom w:val="single" w:sz="4" w:space="0" w:color="D9C58A"/>
-              <w:right w:val="single" w:sz="4" w:space="0" w:color="D9C58A"/>
-            </w:tcBorders>
-            <w:tcMar>
-              <w:top w:w="80" w:type="dxa"/>
-              <w:left w:w="140" w:type="dxa"/>
-              <w:bottom w:w="80" w:type="dxa"/>
-              <w:right w:w="140" w:type="dxa"/>
-            </w:tcMar>
-            <w:vAlign w:val="center"/>
-          </w:tcPr>
-          <w:p>
-            <w:pPr>
-              <w:keepNext/>
-              <w:spacing w:after="0"/>
-              <w:jc w:val="center"/>
-            </w:pPr>
-            <w:r>
-              <w:rPr>
-                <w:rFonts w:ascii="Aptos" w:hAnsi="Aptos"/>
-                <w:b/>
-                <w:i w:val="0"/>
-                <w:color w:val="1A1A1A"/>
-                <w:sz w:val="24"/>
-              </w:rPr>
-              <w:t xml:space="preserve">☐</w:t>
-            </w:r>
-          </w:p>
-        </w:tc>
-      </w:tr>
-      <w:tr>
-        <w:trPr>
-          <w:cantSplit/>
-        </w:trPr>
-        <w:tc>
-          <w:tcPr>
-            <w:tcW w:type="dxa" w:w="7087"/>
-            <w:tcBorders>
-              <w:top w:val="single" w:sz="4" w:space="0" w:color="D9C58A"/>
-              <w:left w:val="single" w:sz="4" w:space="0" w:color="D9C58A"/>
-              <w:bottom w:val="single" w:sz="4" w:space="0" w:color="D9C58A"/>
-              <w:right w:val="single" w:sz="4" w:space="0" w:color="D9C58A"/>
-            </w:tcBorders>
-            <w:tcMar>
-              <w:top w:w="80" w:type="dxa"/>
-              <w:left w:w="140" w:type="dxa"/>
-              <w:bottom w:w="80" w:type="dxa"/>
-              <w:right w:w="140" w:type="dxa"/>
-            </w:tcMar>
-          </w:tcPr>
-          <w:p>
-            <w:pPr>
-              <w:keepNext/>
-              <w:spacing w:after="0"/>
-            </w:pPr>
-            <w:r>
-              <w:rPr>
-                <w:rFonts w:ascii="Aptos" w:hAnsi="Aptos"/>
-                <w:b w:val="0"/>
-                <w:i w:val="0"/>
-                <w:color w:val="1A1A1A"/>
-                <w:sz w:val="20"/>
-              </w:rPr>
-              <w:t xml:space="preserve">3. She became a matron at a hospital in London.</w:t>
-            </w:r>
-          </w:p>
-        </w:tc>
-        <w:tc>
-          <w:tcPr>
-            <w:tcW w:type="dxa" w:w="1077"/>
-            <w:tcBorders>
-              <w:top w:val="single" w:sz="4" w:space="0" w:color="D9C58A"/>
-              <w:left w:val="single" w:sz="4" w:space="0" w:color="D9C58A"/>
-              <w:bottom w:val="single" w:sz="4" w:space="0" w:color="D9C58A"/>
-              <w:right w:val="single" w:sz="4" w:space="0" w:color="D9C58A"/>
-            </w:tcBorders>
-            <w:tcMar>
-              <w:top w:w="80" w:type="dxa"/>
-              <w:left w:w="140" w:type="dxa"/>
-              <w:bottom w:w="80" w:type="dxa"/>
-              <w:right w:w="140" w:type="dxa"/>
-            </w:tcMar>
-            <w:vAlign w:val="center"/>
-          </w:tcPr>
-          <w:p>
-            <w:pPr>
-              <w:keepNext/>
-              <w:spacing w:after="0"/>
-              <w:jc w:val="center"/>
-            </w:pPr>
-            <w:r>
-              <w:rPr>
-                <w:rFonts w:ascii="Aptos" w:hAnsi="Aptos"/>
-                <w:b/>
-                <w:i w:val="0"/>
-                <w:color w:val="1A1A1A"/>
-                <w:sz w:val="24"/>
-              </w:rPr>
-              <w:t xml:space="preserve">☐</w:t>
-            </w:r>
-          </w:p>
-        </w:tc>
-        <w:tc>
-          <w:tcPr>
-            <w:tcW w:type="dxa" w:w="1077"/>
-            <w:tcBorders>
-              <w:top w:val="single" w:sz="4" w:space="0" w:color="D9C58A"/>
-              <w:left w:val="single" w:sz="4" w:space="0" w:color="D9C58A"/>
-              <w:bottom w:val="single" w:sz="4" w:space="0" w:color="D9C58A"/>
-              <w:right w:val="single" w:sz="4" w:space="0" w:color="D9C58A"/>
-            </w:tcBorders>
-            <w:tcMar>
-              <w:top w:w="80" w:type="dxa"/>
-              <w:left w:w="140" w:type="dxa"/>
-              <w:bottom w:w="80" w:type="dxa"/>
-              <w:right w:w="140" w:type="dxa"/>
-            </w:tcMar>
-            <w:vAlign w:val="center"/>
-          </w:tcPr>
-          <w:p>
-            <w:pPr>
-              <w:keepNext/>
-              <w:spacing w:after="0"/>
-              <w:jc w:val="center"/>
-            </w:pPr>
-            <w:r>
-              <w:rPr>
-                <w:rFonts w:ascii="Aptos" w:hAnsi="Aptos"/>
-                <w:b/>
-                <w:i w:val="0"/>
-                <w:color w:val="1A1A1A"/>
-                <w:sz w:val="24"/>
-              </w:rPr>
-              <w:t xml:space="preserve">☐</w:t>
-            </w:r>
-          </w:p>
-        </w:tc>
-      </w:tr>
-      <w:tr>
-        <w:trPr>
-          <w:cantSplit/>
-        </w:trPr>
-        <w:tc>
-          <w:tcPr>
-            <w:tcW w:type="dxa" w:w="7087"/>
-            <w:tcBorders>
-              <w:top w:val="single" w:sz="4" w:space="0" w:color="D9C58A"/>
-              <w:left w:val="single" w:sz="4" w:space="0" w:color="D9C58A"/>
-              <w:bottom w:val="single" w:sz="4" w:space="0" w:color="D9C58A"/>
-              <w:right w:val="single" w:sz="4" w:space="0" w:color="D9C58A"/>
-            </w:tcBorders>
-            <w:tcMar>
-              <w:top w:w="80" w:type="dxa"/>
-              <w:left w:w="140" w:type="dxa"/>
-              <w:bottom w:w="80" w:type="dxa"/>
-              <w:right w:w="140" w:type="dxa"/>
-            </w:tcMar>
-          </w:tcPr>
-          <w:p>
-            <w:pPr>
-              <w:keepNext/>
-              <w:spacing w:after="0"/>
-            </w:pPr>
-            <w:r>
-              <w:rPr>
-                <w:rFonts w:ascii="Aptos" w:hAnsi="Aptos"/>
-                <w:b w:val="0"/>
-                <w:i w:val="0"/>
-                <w:color w:val="1A1A1A"/>
-                <w:sz w:val="20"/>
-              </w:rPr>
-              <w:t xml:space="preserve">4. She was 36 when she became a matron.</w:t>
-            </w:r>
-          </w:p>
-        </w:tc>
-        <w:tc>
-          <w:tcPr>
-            <w:tcW w:type="dxa" w:w="1077"/>
-            <w:tcBorders>
-              <w:top w:val="single" w:sz="4" w:space="0" w:color="D9C58A"/>
-              <w:left w:val="single" w:sz="4" w:space="0" w:color="D9C58A"/>
-              <w:bottom w:val="single" w:sz="4" w:space="0" w:color="D9C58A"/>
-              <w:right w:val="single" w:sz="4" w:space="0" w:color="D9C58A"/>
-            </w:tcBorders>
-            <w:tcMar>
-              <w:top w:w="80" w:type="dxa"/>
-              <w:left w:w="140" w:type="dxa"/>
-              <w:bottom w:w="80" w:type="dxa"/>
-              <w:right w:w="140" w:type="dxa"/>
-            </w:tcMar>
-            <w:vAlign w:val="center"/>
-          </w:tcPr>
-          <w:p>
-            <w:pPr>
-              <w:keepNext/>
-              <w:spacing w:after="0"/>
-              <w:jc w:val="center"/>
-            </w:pPr>
-            <w:r>
-              <w:rPr>
-                <w:rFonts w:ascii="Aptos" w:hAnsi="Aptos"/>
-                <w:b/>
-                <w:i w:val="0"/>
-                <w:color w:val="1A1A1A"/>
-                <w:sz w:val="24"/>
-              </w:rPr>
-              <w:t xml:space="preserve">☐</w:t>
-            </w:r>
-          </w:p>
-        </w:tc>
-        <w:tc>
-          <w:tcPr>
-            <w:tcW w:type="dxa" w:w="1077"/>
-            <w:tcBorders>
-              <w:top w:val="single" w:sz="4" w:space="0" w:color="D9C58A"/>
-              <w:left w:val="single" w:sz="4" w:space="0" w:color="D9C58A"/>
-              <w:bottom w:val="single" w:sz="4" w:space="0" w:color="D9C58A"/>
-              <w:right w:val="single" w:sz="4" w:space="0" w:color="D9C58A"/>
-            </w:tcBorders>
-            <w:tcMar>
-              <w:top w:w="80" w:type="dxa"/>
-              <w:left w:w="140" w:type="dxa"/>
-              <w:bottom w:w="80" w:type="dxa"/>
-              <w:right w:w="140" w:type="dxa"/>
-            </w:tcMar>
-            <w:vAlign w:val="center"/>
-          </w:tcPr>
-          <w:p>
-            <w:pPr>
-              <w:keepNext/>
-              <w:spacing w:after="0"/>
-              <w:jc w:val="center"/>
-            </w:pPr>
-            <w:r>
-              <w:rPr>
-                <w:rFonts w:ascii="Aptos" w:hAnsi="Aptos"/>
-                <w:b/>
-                <w:i w:val="0"/>
-                <w:color w:val="1A1A1A"/>
-                <w:sz w:val="24"/>
-              </w:rPr>
-              <w:t xml:space="preserve">☐</w:t>
-            </w:r>
-          </w:p>
-        </w:tc>
-      </w:tr>
-      <w:tr>
-        <w:trPr>
-          <w:cantSplit/>
-        </w:trPr>
-        <w:tc>
-          <w:tcPr>
-            <w:tcW w:type="dxa" w:w="7087"/>
-            <w:tcBorders>
-              <w:top w:val="single" w:sz="4" w:space="0" w:color="D9C58A"/>
-              <w:left w:val="single" w:sz="4" w:space="0" w:color="D9C58A"/>
-              <w:bottom w:val="single" w:sz="4" w:space="0" w:color="D9C58A"/>
-              <w:right w:val="single" w:sz="4" w:space="0" w:color="D9C58A"/>
-            </w:tcBorders>
-            <w:tcMar>
-              <w:top w:w="80" w:type="dxa"/>
-              <w:left w:w="140" w:type="dxa"/>
-              <w:bottom w:w="80" w:type="dxa"/>
-              <w:right w:w="140" w:type="dxa"/>
-            </w:tcMar>
-          </w:tcPr>
-          <w:p>
-            <w:pPr>
-              <w:keepNext/>
-              <w:spacing w:after="0"/>
-            </w:pPr>
-            <w:r>
-              <w:rPr>
-                <w:rFonts w:ascii="Aptos" w:hAnsi="Aptos"/>
-                <w:b w:val="0"/>
-                <w:i w:val="0"/>
-                <w:color w:val="1A1A1A"/>
-                <w:sz w:val="20"/>
-              </w:rPr>
-              <w:t xml:space="preserve">5. A statue of her was built at St George's Hospital in 2023.</w:t>
-            </w:r>
-          </w:p>
-        </w:tc>
-        <w:tc>
-          <w:tcPr>
-            <w:tcW w:type="dxa" w:w="1077"/>
-            <w:tcBorders>
-              <w:top w:val="single" w:sz="4" w:space="0" w:color="D9C58A"/>
-              <w:left w:val="single" w:sz="4" w:space="0" w:color="D9C58A"/>
-              <w:bottom w:val="single" w:sz="4" w:space="0" w:color="D9C58A"/>
-              <w:right w:val="single" w:sz="4" w:space="0" w:color="D9C58A"/>
-            </w:tcBorders>
-            <w:tcMar>
-              <w:top w:w="80" w:type="dxa"/>
-              <w:left w:w="140" w:type="dxa"/>
-              <w:bottom w:w="80" w:type="dxa"/>
-              <w:right w:w="140" w:type="dxa"/>
-            </w:tcMar>
-            <w:vAlign w:val="center"/>
-          </w:tcPr>
-          <w:p>
-            <w:pPr>
-              <w:keepNext/>
-              <w:spacing w:after="0"/>
-              <w:jc w:val="center"/>
-            </w:pPr>
-            <w:r>
-              <w:rPr>
-                <w:rFonts w:ascii="Aptos" w:hAnsi="Aptos"/>
-                <w:b/>
-                <w:i w:val="0"/>
-                <w:color w:val="1A1A1A"/>
-                <w:sz w:val="24"/>
-              </w:rPr>
-              <w:t xml:space="preserve">☐</w:t>
-            </w:r>
-          </w:p>
-        </w:tc>
-        <w:tc>
-          <w:tcPr>
-            <w:tcW w:type="dxa" w:w="1077"/>
-            <w:tcBorders>
-              <w:top w:val="single" w:sz="4" w:space="0" w:color="D9C58A"/>
-              <w:left w:val="single" w:sz="4" w:space="0" w:color="D9C58A"/>
-              <w:bottom w:val="single" w:sz="4" w:space="0" w:color="D9C58A"/>
-              <w:right w:val="single" w:sz="4" w:space="0" w:color="D9C58A"/>
-            </w:tcBorders>
-            <w:tcMar>
-              <w:top w:w="80" w:type="dxa"/>
-              <w:left w:w="140" w:type="dxa"/>
-              <w:bottom w:w="80" w:type="dxa"/>
-              <w:right w:w="140" w:type="dxa"/>
-            </w:tcMar>
-            <w:vAlign w:val="center"/>
-          </w:tcPr>
-          <w:p>
-            <w:pPr>
-              <w:keepNext/>
-              <w:spacing w:after="0"/>
-              <w:jc w:val="center"/>
-            </w:pPr>
-            <w:r>
-              <w:rPr>
-                <w:rFonts w:ascii="Aptos" w:hAnsi="Aptos"/>
-                <w:b/>
-                <w:i w:val="0"/>
-                <w:color w:val="1A1A1A"/>
-                <w:sz w:val="24"/>
-              </w:rPr>
-              <w:t xml:space="preserve">☐</w:t>
-            </w:r>
-          </w:p>
-        </w:tc>
-      </w:tr>
-      <w:tr>
-        <w:trPr>
-          <w:cantSplit/>
-        </w:trPr>
-        <w:tc>
-          <w:tcPr>
-            <w:tcW w:type="dxa" w:w="7087"/>
-            <w:tcBorders>
-              <w:top w:val="single" w:sz="4" w:space="0" w:color="D9C58A"/>
-              <w:left w:val="single" w:sz="4" w:space="0" w:color="D9C58A"/>
-              <w:bottom w:val="single" w:sz="4" w:space="0" w:color="D9C58A"/>
-              <w:right w:val="single" w:sz="4" w:space="0" w:color="D9C58A"/>
-            </w:tcBorders>
-            <w:tcMar>
-              <w:top w:w="80" w:type="dxa"/>
-              <w:left w:w="140" w:type="dxa"/>
-              <w:bottom w:w="80" w:type="dxa"/>
-              <w:right w:w="140" w:type="dxa"/>
-            </w:tcMar>
-          </w:tcPr>
-          <w:p>
-            <w:pPr>
-              <w:spacing w:after="0"/>
-            </w:pPr>
-            <w:r>
-              <w:rPr>
-                <w:rFonts w:ascii="Aptos" w:hAnsi="Aptos"/>
-                <w:b w:val="0"/>
-                <w:i w:val="0"/>
-                <w:color w:val="1A1A1A"/>
-                <w:sz w:val="20"/>
-              </w:rPr>
-              <w:t xml:space="preserve">6. St George's Hospital celebrates Daphne Steele Day every October.</w:t>
-            </w:r>
-          </w:p>
-        </w:tc>
-        <w:tc>
-          <w:tcPr>
-            <w:tcW w:type="dxa" w:w="1077"/>
-            <w:tcBorders>
-              <w:top w:val="single" w:sz="4" w:space="0" w:color="D9C58A"/>
-              <w:left w:val="single" w:sz="4" w:space="0" w:color="D9C58A"/>
-              <w:bottom w:val="single" w:sz="4" w:space="0" w:color="D9C58A"/>
-              <w:right w:val="single" w:sz="4" w:space="0" w:color="D9C58A"/>
-            </w:tcBorders>
-            <w:tcMar>
-              <w:top w:w="80" w:type="dxa"/>
-              <w:left w:w="140" w:type="dxa"/>
-              <w:bottom w:w="80" w:type="dxa"/>
-              <w:right w:w="140" w:type="dxa"/>
-            </w:tcMar>
-            <w:vAlign w:val="center"/>
-          </w:tcPr>
-          <w:p>
-            <w:pPr>
-              <w:spacing w:after="0"/>
-              <w:jc w:val="center"/>
-            </w:pPr>
-            <w:r>
-              <w:rPr>
-                <w:rFonts w:ascii="Aptos" w:hAnsi="Aptos"/>
-                <w:b/>
-                <w:i w:val="0"/>
-                <w:color w:val="1A1A1A"/>
-                <w:sz w:val="24"/>
-              </w:rPr>
-              <w:t xml:space="preserve">☐</w:t>
-            </w:r>
-          </w:p>
-        </w:tc>
-        <w:tc>
-          <w:tcPr>
-            <w:tcW w:type="dxa" w:w="1077"/>
-            <w:tcBorders>
-              <w:top w:val="single" w:sz="4" w:space="0" w:color="D9C58A"/>
-              <w:left w:val="single" w:sz="4" w:space="0" w:color="D9C58A"/>
-              <w:bottom w:val="single" w:sz="4" w:space="0" w:color="D9C58A"/>
-              <w:right w:val="single" w:sz="4" w:space="0" w:color="D9C58A"/>
-            </w:tcBorders>
-            <w:tcMar>
-              <w:top w:w="80" w:type="dxa"/>
-              <w:left w:w="140" w:type="dxa"/>
-              <w:bottom w:w="80" w:type="dxa"/>
-              <w:right w:w="140" w:type="dxa"/>
-            </w:tcMar>
-            <w:vAlign w:val="center"/>
-          </w:tcPr>
-          <w:p>
-            <w:pPr>
-              <w:spacing w:after="0"/>
-              <w:jc w:val="center"/>
-            </w:pPr>
-            <w:r>
-              <w:rPr>
-                <w:rFonts w:ascii="Aptos" w:hAnsi="Aptos"/>
-                <w:b/>
-                <w:i w:val="0"/>
-                <w:color w:val="1A1A1A"/>
-                <w:sz w:val="24"/>
-              </w:rPr>
-              <w:t xml:space="preserve">☐</w:t>
-            </w:r>
-          </w:p>
-        </w:tc>
-      </w:tr>
-    </w:tbl>
-    <w:p>
-      <w:pPr>
-        <w:spacing w:after="0" w:line="160" w:lineRule="exact"/>
-      </w:pPr>
-      <w:r>
-        <w:rPr>
-          <w:sz w:val="4"/>
-        </w:rPr>
-      </w:r>
-    </w:p>
-    <w:p>
-      <w:pPr>
-        <w:keepNext/>
-        <w:pBdr>
-          <w:top w:val="single" w:sz="4" w:space="4" w:color="007A3D"/>
-          <w:left w:val="single" w:sz="4" w:space="6" w:color="007A3D"/>
-          <w:bottom w:val="single" w:sz="4" w:space="4" w:color="007A3D"/>
-          <w:right w:val="single" w:sz="4" w:space="6" w:color="007A3D"/>
-        </w:pBdr>
-        <w:shd w:val="clear" w:color="auto" w:fill="007A3D"/>
-        <w:spacing w:before="200" w:after="120"/>
-        <w:ind w:left="68" w:right="68"/>
-      </w:pPr>
-      <w:r>
-        <w:rPr>
-          <w:rFonts w:ascii="Aptos Display" w:hAnsi="Aptos Display"/>
-          <w:b/>
-          <w:i w:val="0"/>
-          <w:color w:val="FFFFFF"/>
-          <w:sz w:val="27"/>
-        </w:rPr>
-        <w:t xml:space="preserve">9.  Exit Ticket</w:t>
-      </w:r>
-    </w:p>
-    <w:p>
-      <w:pPr>
-        <w:keepNext/>
-        <w:spacing w:before="0" w:after="40"/>
-      </w:pPr>
-      <w:r>
-        <w:rPr>
-          <w:rFonts w:ascii="Aptos" w:hAnsi="Aptos"/>
-          <w:b/>
-          <w:i w:val="0"/>
-          <w:color w:val="007A3D"/>
-          <w:sz w:val="21"/>
-        </w:rPr>
-        <w:t xml:space="preserve">One thing I learned today:</w:t>
-      </w:r>
-    </w:p>
-    <w:tbl>
-      <w:tblPr>
-        <w:tblW w:type="auto" w:w="0"/>
-        <w:jc w:val="center"/>
-        <w:tblLayout w:type="fixed"/>
-        <w:tblLook w:firstColumn="1" w:firstRow="1" w:lastColumn="0" w:lastRow="0" w:noHBand="0" w:noVBand="1" w:val="04A0"/>
-      </w:tblPr>
-      <w:tblGrid>
-        <w:gridCol w:w="9242"/>
-      </w:tblGrid>
-      <w:tr>
-        <w:trPr>
-          <w:trHeight w:val="442" w:hRule="exact"/>
-        </w:trPr>
-        <w:tc>
-          <w:tcPr>
-            <w:tcW w:type="dxa" w:w="9242"/>
-            <w:tcBorders>
-              <w:top w:val="nil"/>
-              <w:left w:val="nil"/>
-              <w:bottom w:val="single" w:sz="6" w:space="0" w:color="BDBDBD"/>
-              <w:right w:val="nil"/>
-            </w:tcBorders>
-          </w:tcPr>
-          <w:p>
-            <w:pPr>
-              <w:spacing w:after="0"/>
-            </w:pPr>
-          </w:p>
-        </w:tc>
-      </w:tr>
-    </w:tbl>
-    <w:p>
-      <w:pPr>
-        <w:spacing w:after="0" w:line="160" w:lineRule="exact"/>
-      </w:pPr>
-      <w:r>
-        <w:rPr>
-          <w:sz w:val="4"/>
-        </w:rPr>
-      </w:r>
-    </w:p>
-    <w:p>
-      <w:pPr>
-        <w:keepNext/>
-        <w:spacing w:before="0" w:after="40"/>
-      </w:pPr>
-      <w:r>
-        <w:rPr>
-          <w:rFonts w:ascii="Aptos" w:hAnsi="Aptos"/>
-          <w:b/>
-          <w:i w:val="0"/>
-          <w:color w:val="007A3D"/>
-          <w:sz w:val="21"/>
-        </w:rPr>
-        <w:t xml:space="preserve">One pioneer in my life or community, and why:</w:t>
-      </w:r>
-    </w:p>
-    <w:tbl>
-      <w:tblPr>
-        <w:tblW w:type="auto" w:w="0"/>
-        <w:jc w:val="center"/>
-        <w:tblLayout w:type="fixed"/>
-        <w:tblLook w:firstColumn="1" w:firstRow="1" w:lastColumn="0" w:lastRow="0" w:noHBand="0" w:noVBand="1" w:val="04A0"/>
-      </w:tblPr>
-      <w:tblGrid>
-        <w:gridCol w:w="9242"/>
-      </w:tblGrid>
-      <w:tr>
-        <w:trPr>
-          <w:trHeight w:val="442" w:hRule="exact"/>
-        </w:trPr>
-        <w:tc>
-          <w:tcPr>
-            <w:tcW w:type="dxa" w:w="9242"/>
-            <w:tcBorders>
-              <w:top w:val="nil"/>
-              <w:left w:val="nil"/>
-              <w:bottom w:val="single" w:sz="6" w:space="0" w:color="BDBDBD"/>
-              <w:right w:val="nil"/>
-            </w:tcBorders>
-          </w:tcPr>
-          <w:p>
-            <w:pPr>
-              <w:spacing w:after="0"/>
-            </w:pPr>
-          </w:p>
-        </w:tc>
-      </w:tr>
-    </w:tbl>
-    <w:p>
-      <w:pPr>
-        <w:spacing w:after="0" w:line="160" w:lineRule="exact"/>
-      </w:pPr>
-      <w:r>
-        <w:rPr>
-          <w:sz w:val="4"/>
-        </w:rPr>
-      </w:r>
-    </w:p>
-    <w:p>
-      <w:pPr>
-        <w:keepNext/>
-        <w:spacing w:before="0" w:after="40"/>
-      </w:pPr>
-      <w:r>
-        <w:rPr>
-          <w:rFonts w:ascii="Aptos" w:hAnsi="Aptos"/>
-          <w:b/>
-          <w:i w:val="0"/>
-          <w:color w:val="007A3D"/>
-          <w:sz w:val="21"/>
-        </w:rPr>
-        <w:t xml:space="preserve">How confident am I explaining her story? Circle one.</w:t>
+        <w:t xml:space="preserve">How confident do I feel about today's topic?</w:t>
       </w:r>
     </w:p>
     <w:tbl>
@@ -4498,7 +4652,7 @@
         <w:gridCol w:w="1848"/>
         <w:gridCol w:w="1848"/>
         <w:gridCol w:w="1848"/>
-        <w:gridCol w:w="1849"/>
+        <w:gridCol w:w="1848"/>
       </w:tblGrid>
       <w:tr>
         <w:trPr>
@@ -4513,16 +4667,17 @@
               <w:bottom w:val="single" w:sz="4" w:space="0" w:color="D9C58A"/>
               <w:right w:val="single" w:sz="4" w:space="0" w:color="D9C58A"/>
             </w:tcBorders>
-            <w:tcMar>
-              <w:top w:w="80" w:type="dxa"/>
-              <w:left w:w="140" w:type="dxa"/>
-              <w:bottom w:w="80" w:type="dxa"/>
-              <w:right w:w="140" w:type="dxa"/>
-            </w:tcMar>
-            <w:vAlign w:val="center"/>
-          </w:tcPr>
-          <w:p>
-            <w:pPr>
+            <w:shd w:val="clear" w:color="auto" w:fill="FBE4E7"/>
+            <w:tcMar>
+              <w:top w:w="80" w:type="dxa"/>
+              <w:left w:w="140" w:type="dxa"/>
+              <w:bottom w:w="80" w:type="dxa"/>
+              <w:right w:w="140" w:type="dxa"/>
+            </w:tcMar>
+          </w:tcPr>
+          <w:p>
+            <w:pPr>
+              <w:keepNext/>
               <w:spacing w:after="0"/>
               <w:jc w:val="center"/>
             </w:pPr>
@@ -4537,6 +4692,23 @@
               <w:t xml:space="preserve">1</w:t>
             </w:r>
           </w:p>
+          <w:p>
+            <w:pPr>
+              <w:keepNext/>
+              <w:spacing w:after="0"/>
+              <w:jc w:val="center"/>
+            </w:pPr>
+            <w:r>
+              <w:rPr>
+                <w:rFonts w:ascii="Aptos" w:hAnsi="Aptos"/>
+                <w:b w:val="0"/>
+                <w:i w:val="0"/>
+                <w:color w:val="5E5E5E"/>
+                <w:sz w:val="16"/>
+              </w:rPr>
+              <w:t xml:space="preserve">Not at all</w:t>
+            </w:r>
+          </w:p>
         </w:tc>
         <w:tc>
           <w:tcPr>
@@ -4547,16 +4719,17 @@
               <w:bottom w:val="single" w:sz="4" w:space="0" w:color="D9C58A"/>
               <w:right w:val="single" w:sz="4" w:space="0" w:color="D9C58A"/>
             </w:tcBorders>
-            <w:tcMar>
-              <w:top w:w="80" w:type="dxa"/>
-              <w:left w:w="140" w:type="dxa"/>
-              <w:bottom w:w="80" w:type="dxa"/>
-              <w:right w:w="140" w:type="dxa"/>
-            </w:tcMar>
-            <w:vAlign w:val="center"/>
-          </w:tcPr>
-          <w:p>
-            <w:pPr>
+            <w:shd w:val="clear" w:color="auto" w:fill="FFF3CC"/>
+            <w:tcMar>
+              <w:top w:w="80" w:type="dxa"/>
+              <w:left w:w="140" w:type="dxa"/>
+              <w:bottom w:w="80" w:type="dxa"/>
+              <w:right w:w="140" w:type="dxa"/>
+            </w:tcMar>
+          </w:tcPr>
+          <w:p>
+            <w:pPr>
+              <w:keepNext/>
               <w:spacing w:after="0"/>
               <w:jc w:val="center"/>
             </w:pPr>
@@ -4571,6 +4744,23 @@
               <w:t xml:space="preserve">2</w:t>
             </w:r>
           </w:p>
+          <w:p>
+            <w:pPr>
+              <w:keepNext/>
+              <w:spacing w:after="0"/>
+              <w:jc w:val="center"/>
+            </w:pPr>
+            <w:r>
+              <w:rPr>
+                <w:rFonts w:ascii="Aptos" w:hAnsi="Aptos"/>
+                <w:b w:val="0"/>
+                <w:i w:val="0"/>
+                <w:color w:val="5E5E5E"/>
+                <w:sz w:val="16"/>
+              </w:rPr>
+              <w:t xml:space="preserve">A little</w:t>
+            </w:r>
+          </w:p>
         </w:tc>
         <w:tc>
           <w:tcPr>
@@ -4581,16 +4771,17 @@
               <w:bottom w:val="single" w:sz="4" w:space="0" w:color="D9C58A"/>
               <w:right w:val="single" w:sz="4" w:space="0" w:color="D9C58A"/>
             </w:tcBorders>
-            <w:tcMar>
-              <w:top w:w="80" w:type="dxa"/>
-              <w:left w:w="140" w:type="dxa"/>
-              <w:bottom w:w="80" w:type="dxa"/>
-              <w:right w:w="140" w:type="dxa"/>
-            </w:tcMar>
-            <w:vAlign w:val="center"/>
-          </w:tcPr>
-          <w:p>
-            <w:pPr>
+            <w:shd w:val="clear" w:color="auto" w:fill="FFF3CC"/>
+            <w:tcMar>
+              <w:top w:w="80" w:type="dxa"/>
+              <w:left w:w="140" w:type="dxa"/>
+              <w:bottom w:w="80" w:type="dxa"/>
+              <w:right w:w="140" w:type="dxa"/>
+            </w:tcMar>
+          </w:tcPr>
+          <w:p>
+            <w:pPr>
+              <w:keepNext/>
               <w:spacing w:after="0"/>
               <w:jc w:val="center"/>
             </w:pPr>
@@ -4605,6 +4796,23 @@
               <w:t xml:space="preserve">3</w:t>
             </w:r>
           </w:p>
+          <w:p>
+            <w:pPr>
+              <w:keepNext/>
+              <w:spacing w:after="0"/>
+              <w:jc w:val="center"/>
+            </w:pPr>
+            <w:r>
+              <w:rPr>
+                <w:rFonts w:ascii="Aptos" w:hAnsi="Aptos"/>
+                <w:b w:val="0"/>
+                <w:i w:val="0"/>
+                <w:color w:val="5E5E5E"/>
+                <w:sz w:val="16"/>
+              </w:rPr>
+              <w:t xml:space="preserve">Getting there</w:t>
+            </w:r>
+          </w:p>
         </w:tc>
         <w:tc>
           <w:tcPr>
@@ -4615,16 +4823,17 @@
               <w:bottom w:val="single" w:sz="4" w:space="0" w:color="D9C58A"/>
               <w:right w:val="single" w:sz="4" w:space="0" w:color="D9C58A"/>
             </w:tcBorders>
-            <w:tcMar>
-              <w:top w:w="80" w:type="dxa"/>
-              <w:left w:w="140" w:type="dxa"/>
-              <w:bottom w:w="80" w:type="dxa"/>
-              <w:right w:w="140" w:type="dxa"/>
-            </w:tcMar>
-            <w:vAlign w:val="center"/>
-          </w:tcPr>
-          <w:p>
-            <w:pPr>
+            <w:shd w:val="clear" w:color="auto" w:fill="DDF0E4"/>
+            <w:tcMar>
+              <w:top w:w="80" w:type="dxa"/>
+              <w:left w:w="140" w:type="dxa"/>
+              <w:bottom w:w="80" w:type="dxa"/>
+              <w:right w:w="140" w:type="dxa"/>
+            </w:tcMar>
+          </w:tcPr>
+          <w:p>
+            <w:pPr>
+              <w:keepNext/>
               <w:spacing w:after="0"/>
               <w:jc w:val="center"/>
             </w:pPr>
@@ -4639,38 +4848,73 @@
               <w:t xml:space="preserve">4</w:t>
             </w:r>
           </w:p>
-        </w:tc>
-        <w:tc>
-          <w:tcPr>
-            <w:tcW w:type="dxa" w:w="1849"/>
-            <w:tcBorders>
-              <w:top w:val="single" w:sz="4" w:space="0" w:color="D9C58A"/>
-              <w:left w:val="single" w:sz="4" w:space="0" w:color="D9C58A"/>
-              <w:bottom w:val="single" w:sz="4" w:space="0" w:color="D9C58A"/>
-              <w:right w:val="single" w:sz="4" w:space="0" w:color="D9C58A"/>
-            </w:tcBorders>
-            <w:tcMar>
-              <w:top w:w="80" w:type="dxa"/>
-              <w:left w:w="140" w:type="dxa"/>
-              <w:bottom w:w="80" w:type="dxa"/>
-              <w:right w:w="140" w:type="dxa"/>
-            </w:tcMar>
-            <w:vAlign w:val="center"/>
-          </w:tcPr>
-          <w:p>
-            <w:pPr>
+          <w:p>
+            <w:pPr>
+              <w:keepNext/>
               <w:spacing w:after="0"/>
               <w:jc w:val="center"/>
             </w:pPr>
             <w:r>
               <w:rPr>
                 <w:rFonts w:ascii="Aptos" w:hAnsi="Aptos"/>
+                <w:b w:val="0"/>
+                <w:i w:val="0"/>
+                <w:color w:val="5E5E5E"/>
+                <w:sz w:val="16"/>
+              </w:rPr>
+              <w:t xml:space="preserve">Confident</w:t>
+            </w:r>
+          </w:p>
+        </w:tc>
+        <w:tc>
+          <w:tcPr>
+            <w:tcW w:type="dxa" w:w="1848"/>
+            <w:tcBorders>
+              <w:top w:val="single" w:sz="4" w:space="0" w:color="D9C58A"/>
+              <w:left w:val="single" w:sz="4" w:space="0" w:color="D9C58A"/>
+              <w:bottom w:val="single" w:sz="4" w:space="0" w:color="D9C58A"/>
+              <w:right w:val="single" w:sz="4" w:space="0" w:color="D9C58A"/>
+            </w:tcBorders>
+            <w:shd w:val="clear" w:color="auto" w:fill="DDF0E4"/>
+            <w:tcMar>
+              <w:top w:w="80" w:type="dxa"/>
+              <w:left w:w="140" w:type="dxa"/>
+              <w:bottom w:w="80" w:type="dxa"/>
+              <w:right w:w="140" w:type="dxa"/>
+            </w:tcMar>
+          </w:tcPr>
+          <w:p>
+            <w:pPr>
+              <w:keepNext/>
+              <w:spacing w:after="0"/>
+              <w:jc w:val="center"/>
+            </w:pPr>
+            <w:r>
+              <w:rPr>
+                <w:rFonts w:ascii="Aptos" w:hAnsi="Aptos"/>
                 <w:b/>
                 <w:i w:val="0"/>
                 <w:color w:val="1A1A1A"/>
                 <w:sz w:val="24"/>
               </w:rPr>
               <w:t xml:space="preserve">5</w:t>
+            </w:r>
+          </w:p>
+          <w:p>
+            <w:pPr>
+              <w:keepNext/>
+              <w:spacing w:after="0"/>
+              <w:jc w:val="center"/>
+            </w:pPr>
+            <w:r>
+              <w:rPr>
+                <w:rFonts w:ascii="Aptos" w:hAnsi="Aptos"/>
+                <w:b w:val="0"/>
+                <w:i w:val="0"/>
+                <w:color w:val="5E5E5E"/>
+                <w:sz w:val="16"/>
+              </w:rPr>
+              <w:t xml:space="preserve">Very confident</w:t>
             </w:r>
           </w:p>
         </w:tc>
@@ -4678,6 +4922,7 @@
     </w:tbl>
     <w:p>
       <w:pPr>
+        <w:keepNext/>
         <w:spacing w:after="0" w:line="160" w:lineRule="exact"/>
       </w:pPr>
       <w:r>
@@ -4694,32 +4939,35 @@
         <w:tblLook w:firstColumn="1" w:firstRow="1" w:lastColumn="0" w:lastRow="0" w:noHBand="0" w:noVBand="1" w:val="04A0"/>
       </w:tblPr>
       <w:tblGrid>
-        <w:gridCol w:w="9242"/>
+        <w:gridCol w:w="3628"/>
+        <w:gridCol w:w="5613"/>
       </w:tblGrid>
       <w:tr>
         <w:trPr>
           <w:cantSplit/>
+          <w:trHeight w:val="623" w:hRule="atLeast"/>
         </w:trPr>
         <w:tc>
           <w:tcPr>
-            <w:tcW w:type="dxa" w:w="9242"/>
-            <w:tcBorders>
-              <w:top w:val="nil"/>
-              <w:left w:val="single" w:sz="36" w:space="0" w:color="007A3D"/>
-              <w:bottom w:val="nil"/>
-              <w:right w:val="nil"/>
+            <w:tcW w:type="dxa" w:w="3628"/>
+            <w:tcBorders>
+              <w:top w:val="single" w:sz="4" w:space="0" w:color="D9C58A"/>
+              <w:left w:val="single" w:sz="4" w:space="0" w:color="D9C58A"/>
+              <w:bottom w:val="single" w:sz="4" w:space="0" w:color="D9C58A"/>
+              <w:right w:val="single" w:sz="4" w:space="0" w:color="D9C58A"/>
             </w:tcBorders>
             <w:shd w:val="clear" w:color="auto" w:fill="DDF0E4"/>
             <w:tcMar>
-              <w:top w:w="110" w:type="dxa"/>
-              <w:left w:w="220" w:type="dxa"/>
-              <w:bottom w:w="110" w:type="dxa"/>
-              <w:right w:w="180" w:type="dxa"/>
-            </w:tcMar>
-          </w:tcPr>
-          <w:p>
-            <w:pPr>
-              <w:spacing w:after="60"/>
+              <w:top w:w="80" w:type="dxa"/>
+              <w:left w:w="140" w:type="dxa"/>
+              <w:bottom w:w="80" w:type="dxa"/>
+              <w:right w:w="140" w:type="dxa"/>
+            </w:tcMar>
+          </w:tcPr>
+          <w:p>
+            <w:pPr>
+              <w:keepNext/>
+              <w:spacing w:after="0"/>
             </w:pPr>
             <w:r>
               <w:rPr>
@@ -4727,13 +4975,31 @@
                 <w:b/>
                 <w:i w:val="0"/>
                 <w:color w:val="007A3D"/>
-                <w:sz w:val="19"/>
-              </w:rPr>
-              <w:t xml:space="preserve">TAKE IT FURTHER (OPTIONAL)</w:t>
-            </w:r>
-          </w:p>
-          <w:p>
-            <w:pPr>
+                <w:sz w:val="21"/>
+              </w:rPr>
+              <w:t xml:space="preserve">One thing I learned today:</w:t>
+            </w:r>
+          </w:p>
+        </w:tc>
+        <w:tc>
+          <w:tcPr>
+            <w:tcW w:type="dxa" w:w="5613"/>
+            <w:tcBorders>
+              <w:top w:val="single" w:sz="4" w:space="0" w:color="D9C58A"/>
+              <w:left w:val="single" w:sz="4" w:space="0" w:color="D9C58A"/>
+              <w:bottom w:val="single" w:sz="4" w:space="0" w:color="D9C58A"/>
+              <w:right w:val="single" w:sz="4" w:space="0" w:color="D9C58A"/>
+            </w:tcBorders>
+            <w:tcMar>
+              <w:top w:w="80" w:type="dxa"/>
+              <w:left w:w="140" w:type="dxa"/>
+              <w:bottom w:w="80" w:type="dxa"/>
+              <w:right w:w="140" w:type="dxa"/>
+            </w:tcMar>
+          </w:tcPr>
+          <w:p>
+            <w:pPr>
+              <w:keepNext/>
               <w:spacing w:after="0"/>
             </w:pPr>
             <w:r>
@@ -4744,7 +5010,78 @@
                 <w:color w:val="1A1A1A"/>
                 <w:sz w:val="20"/>
               </w:rPr>
-              <w:t xml:space="preserve">Visit the Royal College of Nursing website (rcn.org.uk). Find one more fact about Black nurses in NHS history, or one route into nursing or midwifery that interests you.</w:t>
+              <w:t xml:space="preserve"/>
+            </w:r>
+          </w:p>
+        </w:tc>
+      </w:tr>
+      <w:tr>
+        <w:trPr>
+          <w:cantSplit/>
+          <w:trHeight w:val="623" w:hRule="atLeast"/>
+        </w:trPr>
+        <w:tc>
+          <w:tcPr>
+            <w:tcW w:type="dxa" w:w="3628"/>
+            <w:tcBorders>
+              <w:top w:val="single" w:sz="4" w:space="0" w:color="D9C58A"/>
+              <w:left w:val="single" w:sz="4" w:space="0" w:color="D9C58A"/>
+              <w:bottom w:val="single" w:sz="4" w:space="0" w:color="D9C58A"/>
+              <w:right w:val="single" w:sz="4" w:space="0" w:color="D9C58A"/>
+            </w:tcBorders>
+            <w:shd w:val="clear" w:color="auto" w:fill="DDF0E4"/>
+            <w:tcMar>
+              <w:top w:w="80" w:type="dxa"/>
+              <w:left w:w="140" w:type="dxa"/>
+              <w:bottom w:w="80" w:type="dxa"/>
+              <w:right w:w="140" w:type="dxa"/>
+            </w:tcMar>
+          </w:tcPr>
+          <w:p>
+            <w:pPr>
+              <w:spacing w:after="0"/>
+            </w:pPr>
+            <w:r>
+              <w:rPr>
+                <w:rFonts w:ascii="Aptos" w:hAnsi="Aptos"/>
+                <w:b/>
+                <w:i w:val="0"/>
+                <w:color w:val="007A3D"/>
+                <w:sz w:val="21"/>
+              </w:rPr>
+              <w:t xml:space="preserve">One quality that helped Daphne succeed:</w:t>
+            </w:r>
+          </w:p>
+        </w:tc>
+        <w:tc>
+          <w:tcPr>
+            <w:tcW w:type="dxa" w:w="5613"/>
+            <w:tcBorders>
+              <w:top w:val="single" w:sz="4" w:space="0" w:color="D9C58A"/>
+              <w:left w:val="single" w:sz="4" w:space="0" w:color="D9C58A"/>
+              <w:bottom w:val="single" w:sz="4" w:space="0" w:color="D9C58A"/>
+              <w:right w:val="single" w:sz="4" w:space="0" w:color="D9C58A"/>
+            </w:tcBorders>
+            <w:tcMar>
+              <w:top w:w="80" w:type="dxa"/>
+              <w:left w:w="140" w:type="dxa"/>
+              <w:bottom w:w="80" w:type="dxa"/>
+              <w:right w:w="140" w:type="dxa"/>
+            </w:tcMar>
+          </w:tcPr>
+          <w:p>
+            <w:pPr>
+              <w:spacing w:after="0"/>
+            </w:pPr>
+            <w:r>
+              <w:rPr>
+                <w:rFonts w:ascii="Aptos" w:hAnsi="Aptos"/>
+                <w:b w:val="0"/>
+                <w:i w:val="0"/>
+                <w:color w:val="1A1A1A"/>
+                <w:sz w:val="20"/>
+              </w:rPr>
+              <w:t xml:space="preserve"/>
             </w:r>
           </w:p>
         </w:tc>
@@ -4752,71 +5089,7 @@
     </w:tbl>
     <w:p>
       <w:pPr>
-        <w:spacing w:after="0" w:line="160" w:lineRule="exact"/>
-      </w:pPr>
-      <w:r>
-        <w:rPr>
-          <w:sz w:val="4"/>
-        </w:rPr>
-      </w:r>
-    </w:p>
-    <w:tbl>
-      <w:tblPr>
-        <w:tblW w:type="auto" w:w="0"/>
-        <w:jc w:val="center"/>
-        <w:tblLayout w:type="fixed"/>
-        <w:tblLook w:firstColumn="1" w:firstRow="1" w:lastColumn="0" w:lastRow="0" w:noHBand="0" w:noVBand="1" w:val="04A0"/>
-      </w:tblPr>
-      <w:tblGrid>
-        <w:gridCol w:w="9242"/>
-      </w:tblGrid>
-      <w:tr>
-        <w:trPr>
-          <w:trHeight w:val="442" w:hRule="exact"/>
-        </w:trPr>
-        <w:tc>
-          <w:tcPr>
-            <w:tcW w:type="dxa" w:w="9242"/>
-            <w:tcBorders>
-              <w:top w:val="nil"/>
-              <w:left w:val="nil"/>
-              <w:bottom w:val="single" w:sz="6" w:space="0" w:color="BDBDBD"/>
-              <w:right w:val="nil"/>
-            </w:tcBorders>
-          </w:tcPr>
-          <w:p>
-            <w:pPr>
-              <w:keepNext/>
-              <w:spacing w:after="0"/>
-            </w:pPr>
-          </w:p>
-        </w:tc>
-      </w:tr>
-      <w:tr>
-        <w:trPr>
-          <w:trHeight w:val="442" w:hRule="exact"/>
-        </w:trPr>
-        <w:tc>
-          <w:tcPr>
-            <w:tcW w:type="dxa" w:w="9242"/>
-            <w:tcBorders>
-              <w:top w:val="nil"/>
-              <w:left w:val="nil"/>
-              <w:bottom w:val="single" w:sz="6" w:space="0" w:color="BDBDBD"/>
-              <w:right w:val="nil"/>
-            </w:tcBorders>
-          </w:tcPr>
-          <w:p>
-            <w:pPr>
-              <w:spacing w:after="0"/>
-            </w:pPr>
-          </w:p>
-        </w:tc>
-      </w:tr>
-    </w:tbl>
-    <w:p>
-      <w:pPr>
-        <w:spacing w:after="0" w:line="160" w:lineRule="exact"/>
+        <w:spacing w:after="0" w:line="20" w:lineRule="exact"/>
       </w:pPr>
       <w:r>
         <w:rPr>
